--- a/课题2大纲(包含任务三和任务四).docx
+++ b/课题2大纲(包含任务三和任务四).docx
@@ -1,13 +1,12 @@
 
 <file path=word/document.xml><?xml version="1.0" encoding="utf-8"?>
-<w:document xmlns:wpc="http://schemas.microsoft.com/office/word/2010/wordprocessingCanvas" xmlns:cx="http://schemas.microsoft.com/office/drawing/2014/chartex" xmlns:cx1="http://schemas.microsoft.com/office/drawing/2015/9/8/chartex" xmlns:cx2="http://schemas.microsoft.com/office/drawing/2015/10/21/chartex" xmlns:cx3="http://schemas.microsoft.com/office/drawing/2016/5/9/chartex" xmlns:cx4="http://schemas.microsoft.com/office/drawing/2016/5/10/chartex" xmlns:cx5="http://schemas.microsoft.com/office/drawing/2016/5/11/chartex" xmlns:cx6="http://schemas.microsoft.com/office/drawing/2016/5/12/chartex" xmlns:cx7="http://schemas.microsoft.com/office/drawing/2016/5/13/chartex" xmlns:cx8="http://schemas.microsoft.com/office/drawing/2016/5/14/chartex" xmlns:mc="http://schemas.openxmlformats.org/markup-compatibility/2006" xmlns:aink="http://schemas.microsoft.com/office/drawing/2016/ink" xmlns:am3d="http://schemas.microsoft.com/office/drawing/2017/model3d" xmlns:o="urn:schemas-microsoft-com:office:office" xmlns:oel="http://schemas.microsoft.com/office/2019/extlst" xmlns:r="http://schemas.openxmlformats.org/officeDocument/2006/relationships" xmlns:m="http://schemas.openxmlformats.org/officeDocument/2006/math" xmlns:v="urn:schemas-microsoft-com:vml" xmlns:wp14="http://schemas.microsoft.com/office/word/2010/wordprocessingDrawing" xmlns:wp="http://schemas.openxmlformats.org/drawingml/2006/wordprocessingDrawing" xmlns:w10="urn:schemas-microsoft-com:office:word" xmlns:w="http://schemas.openxmlformats.org/wordprocessingml/2006/main" xmlns:w14="http://schemas.microsoft.com/office/word/2010/wordml" xmlns:w15="http://schemas.microsoft.com/office/word/2012/wordml" xmlns:w16cex="http://schemas.microsoft.com/office/word/2018/wordml/cex" xmlns:w16cid="http://schemas.microsoft.com/office/word/2016/wordml/cid" xmlns:w16="http://schemas.microsoft.com/office/word/2018/wordml" xmlns:w16du="http://schemas.microsoft.com/office/word/2023/wordml/word16du" xmlns:w16sdtdh="http://schemas.microsoft.com/office/word/2020/wordml/sdtdatahash" xmlns:w16sdtfl="http://schemas.microsoft.com/office/word/2024/wordml/sdtformatlock" xmlns:w16se="http://schemas.microsoft.com/office/word/2015/wordml/symex" xmlns:wpg="http://schemas.microsoft.com/office/word/2010/wordprocessingGroup" xmlns:wpi="http://schemas.microsoft.com/office/word/2010/wordprocessingInk" xmlns:wne="http://schemas.microsoft.com/office/word/2006/wordml" xmlns:wps="http://schemas.microsoft.com/office/word/2010/wordprocessingShape" mc:Ignorable="w14 w15 w16se w16cid w16 w16cex w16sdtdh w16sdtfl w16du wp14">
+<w:document xmlns:wpc="http://schemas.microsoft.com/office/word/2010/wordprocessingCanvas" xmlns:cx="http://schemas.microsoft.com/office/drawing/2014/chartex" xmlns:cx1="http://schemas.microsoft.com/office/drawing/2015/9/8/chartex" xmlns:cx2="http://schemas.microsoft.com/office/drawing/2015/10/21/chartex" xmlns:cx3="http://schemas.microsoft.com/office/drawing/2016/5/9/chartex" xmlns:cx4="http://schemas.microsoft.com/office/drawing/2016/5/10/chartex" xmlns:cx5="http://schemas.microsoft.com/office/drawing/2016/5/11/chartex" xmlns:cx6="http://schemas.microsoft.com/office/drawing/2016/5/12/chartex" xmlns:cx7="http://schemas.microsoft.com/office/drawing/2016/5/13/chartex" xmlns:cx8="http://schemas.microsoft.com/office/drawing/2016/5/14/chartex" xmlns:mc="http://schemas.openxmlformats.org/markup-compatibility/2006" xmlns:aink="http://schemas.microsoft.com/office/drawing/2016/ink" xmlns:am3d="http://schemas.microsoft.com/office/drawing/2017/model3d" xmlns:o="urn:schemas-microsoft-com:office:office" xmlns:r="http://schemas.openxmlformats.org/officeDocument/2006/relationships" xmlns:m="http://schemas.openxmlformats.org/officeDocument/2006/math" xmlns:v="urn:schemas-microsoft-com:vml" xmlns:wp14="http://schemas.microsoft.com/office/word/2010/wordprocessingDrawing" xmlns:wp="http://schemas.openxmlformats.org/drawingml/2006/wordprocessingDrawing" xmlns:w10="urn:schemas-microsoft-com:office:word" xmlns:w="http://schemas.openxmlformats.org/wordprocessingml/2006/main" xmlns:w14="http://schemas.microsoft.com/office/word/2010/wordml" xmlns:w15="http://schemas.microsoft.com/office/word/2012/wordml" xmlns:w16cid="http://schemas.microsoft.com/office/word/2016/wordml/cid" xmlns:w16se="http://schemas.microsoft.com/office/word/2015/wordml/symex" xmlns:wpg="http://schemas.microsoft.com/office/word/2010/wordprocessingGroup" xmlns:wpi="http://schemas.microsoft.com/office/word/2010/wordprocessingInk" xmlns:wne="http://schemas.microsoft.com/office/word/2006/wordml" xmlns:wps="http://schemas.microsoft.com/office/word/2010/wordprocessingShape" mc:Ignorable="w14 w15 w16se w16cid wp14">
   <w:body>
     <w:p>
       <w:pPr>
         <w:ind w:firstLineChars="0" w:firstLine="0"/>
         <w:jc w:val="left"/>
         <w:rPr>
-          <w:rFonts w:hint="eastAsia"/>
           <w:b/>
           <w:bCs/>
         </w:rPr>
@@ -121,7 +120,7 @@
         <w:pStyle w:val="4"/>
         <w:widowControl/>
         <w:rPr>
-          <w:rFonts w:cs="宋体"/>
+          <w:rFonts w:cs="宋体" w:hint="default"/>
         </w:rPr>
       </w:pPr>
       <w:r>
@@ -142,7 +141,7 @@
         <w:pStyle w:val="4"/>
         <w:widowControl/>
         <w:rPr>
-          <w:rFonts w:cs="宋体"/>
+          <w:rFonts w:cs="宋体" w:hint="default"/>
         </w:rPr>
       </w:pPr>
       <w:r>
@@ -163,7 +162,7 @@
         <w:pStyle w:val="4"/>
         <w:widowControl/>
         <w:rPr>
-          <w:rFonts w:cs="宋体"/>
+          <w:rFonts w:cs="宋体" w:hint="default"/>
         </w:rPr>
       </w:pPr>
       <w:r>
@@ -217,7 +216,7 @@
         <w:pStyle w:val="4"/>
         <w:widowControl/>
         <w:rPr>
-          <w:rFonts w:cs="宋体"/>
+          <w:rFonts w:cs="宋体" w:hint="default"/>
         </w:rPr>
       </w:pPr>
       <w:r>
@@ -238,7 +237,7 @@
         <w:pStyle w:val="4"/>
         <w:widowControl/>
         <w:rPr>
-          <w:rFonts w:cs="宋体"/>
+          <w:rFonts w:cs="宋体" w:hint="default"/>
         </w:rPr>
       </w:pPr>
       <w:r>
@@ -277,7 +276,7 @@
         <w:pStyle w:val="4"/>
         <w:widowControl/>
         <w:rPr>
-          <w:rFonts w:cs="宋体"/>
+          <w:rFonts w:cs="宋体" w:hint="default"/>
         </w:rPr>
       </w:pPr>
       <w:r>
@@ -298,7 +297,7 @@
         <w:pStyle w:val="4"/>
         <w:widowControl/>
         <w:rPr>
-          <w:rFonts w:cs="宋体"/>
+          <w:rFonts w:cs="宋体" w:hint="default"/>
         </w:rPr>
       </w:pPr>
       <w:r>
@@ -331,7 +330,7 @@
         <w:pStyle w:val="4"/>
         <w:widowControl/>
         <w:rPr>
-          <w:rFonts w:cs="宋体"/>
+          <w:rFonts w:cs="宋体" w:hint="default"/>
         </w:rPr>
       </w:pPr>
       <w:r>
@@ -352,7 +351,7 @@
         <w:pStyle w:val="4"/>
         <w:widowControl/>
         <w:rPr>
-          <w:rFonts w:cs="宋体"/>
+          <w:rFonts w:cs="宋体" w:hint="default"/>
         </w:rPr>
       </w:pPr>
       <w:r>
@@ -392,42 +391,39 @@
     <w:p>
       <w:pPr>
         <w:ind w:firstLineChars="0" w:firstLine="0"/>
+      </w:pPr>
+    </w:p>
+    <w:p>
+      <w:pPr>
+        <w:pStyle w:val="2"/>
+        <w:widowControl/>
+        <w:spacing w:after="156"/>
+        <w:rPr>
+          <w:rFonts w:cs="宋体"/>
+        </w:rPr>
+      </w:pPr>
+      <w:r>
+        <w:rPr>
+          <w:rFonts w:cs="宋体" w:hint="eastAsia"/>
+        </w:rPr>
+        <w:t xml:space="preserve">1.2 </w:t>
+      </w:r>
+      <w:r>
+        <w:rPr>
+          <w:rFonts w:cs="宋体" w:hint="eastAsia"/>
+        </w:rPr>
+        <w:t>电网应急多源数据智能治理与预案智能生成技术</w:t>
+      </w:r>
+    </w:p>
+    <w:p>
+      <w:pPr>
+        <w:pStyle w:val="3"/>
+        <w:widowControl/>
+      </w:pPr>
+      <w:r>
         <w:rPr>
           <w:rFonts w:hint="eastAsia"/>
         </w:rPr>
-      </w:pPr>
-    </w:p>
-    <w:p>
-      <w:pPr>
-        <w:pStyle w:val="2"/>
-        <w:widowControl/>
-        <w:spacing w:after="156"/>
-        <w:rPr>
-          <w:rFonts w:cs="宋体"/>
-        </w:rPr>
-      </w:pPr>
-      <w:r>
-        <w:rPr>
-          <w:rFonts w:cs="宋体" w:hint="eastAsia"/>
-        </w:rPr>
-        <w:t xml:space="preserve">1.2 </w:t>
-      </w:r>
-      <w:r>
-        <w:rPr>
-          <w:rFonts w:cs="宋体" w:hint="eastAsia"/>
-        </w:rPr>
-        <w:t>电网应急多源数据智能治理与预案智能生成技术</w:t>
-      </w:r>
-    </w:p>
-    <w:p>
-      <w:pPr>
-        <w:pStyle w:val="3"/>
-        <w:widowControl/>
-      </w:pPr>
-      <w:r>
-        <w:rPr>
-          <w:rFonts w:hint="eastAsia"/>
-        </w:rPr>
         <w:t>1.2</w:t>
       </w:r>
       <w:r>
@@ -442,7 +438,7 @@
         <w:pStyle w:val="4"/>
         <w:widowControl/>
         <w:rPr>
-          <w:rFonts w:cs="宋体"/>
+          <w:rFonts w:cs="宋体" w:hint="default"/>
         </w:rPr>
       </w:pPr>
       <w:r>
@@ -475,7 +471,7 @@
         <w:pStyle w:val="4"/>
         <w:widowControl/>
         <w:rPr>
-          <w:rFonts w:cs="宋体"/>
+          <w:rFonts w:cs="宋体" w:hint="default"/>
         </w:rPr>
       </w:pPr>
       <w:r>
@@ -520,7 +516,7 @@
         <w:pStyle w:val="4"/>
         <w:widowControl/>
         <w:rPr>
-          <w:rFonts w:cs="宋体"/>
+          <w:rFonts w:cs="宋体" w:hint="default"/>
         </w:rPr>
       </w:pPr>
       <w:r>
@@ -553,7 +549,7 @@
         <w:pStyle w:val="4"/>
         <w:widowControl/>
         <w:rPr>
-          <w:rFonts w:cs="宋体"/>
+          <w:rFonts w:cs="宋体" w:hint="default"/>
         </w:rPr>
       </w:pPr>
       <w:r>
@@ -590,7 +586,7 @@
         <w:pStyle w:val="4"/>
         <w:widowControl/>
         <w:rPr>
-          <w:rFonts w:cs="宋体"/>
+          <w:rFonts w:cs="宋体" w:hint="default"/>
         </w:rPr>
       </w:pPr>
       <w:r>
@@ -623,7 +619,7 @@
         <w:pStyle w:val="4"/>
         <w:widowControl/>
         <w:rPr>
-          <w:rFonts w:cs="宋体"/>
+          <w:rFonts w:cs="宋体" w:hint="default"/>
         </w:rPr>
       </w:pPr>
       <w:r>
@@ -655,6 +651,9 @@
       <w:pPr>
         <w:pStyle w:val="4"/>
         <w:widowControl/>
+        <w:rPr>
+          <w:rFonts w:hint="default"/>
+        </w:rPr>
       </w:pPr>
       <w:r>
         <w:rPr>
@@ -714,7 +713,7 @@
         <w:pStyle w:val="4"/>
         <w:widowControl/>
         <w:rPr>
-          <w:rFonts w:cs="宋体"/>
+          <w:rFonts w:cs="宋体" w:hint="default"/>
         </w:rPr>
       </w:pPr>
       <w:r>
@@ -735,7 +734,7 @@
         <w:pStyle w:val="4"/>
         <w:widowControl/>
         <w:rPr>
-          <w:rFonts w:cs="宋体"/>
+          <w:rFonts w:cs="宋体" w:hint="default"/>
         </w:rPr>
       </w:pPr>
       <w:r>
@@ -774,7 +773,7 @@
         <w:pStyle w:val="4"/>
         <w:widowControl/>
         <w:rPr>
-          <w:rFonts w:cs="宋体"/>
+          <w:rFonts w:cs="宋体" w:hint="default"/>
         </w:rPr>
       </w:pPr>
       <w:r>
@@ -807,7 +806,7 @@
         <w:pStyle w:val="4"/>
         <w:widowControl/>
         <w:rPr>
-          <w:rFonts w:cs="宋体"/>
+          <w:rFonts w:cs="宋体" w:hint="default"/>
         </w:rPr>
       </w:pPr>
       <w:r>
@@ -828,7 +827,7 @@
         <w:pStyle w:val="4"/>
         <w:widowControl/>
         <w:rPr>
-          <w:rFonts w:cs="宋体"/>
+          <w:rFonts w:cs="宋体" w:hint="default"/>
         </w:rPr>
       </w:pPr>
       <w:r>
@@ -867,7 +866,7 @@
         <w:pStyle w:val="4"/>
         <w:widowControl/>
         <w:rPr>
-          <w:rFonts w:cs="宋体"/>
+          <w:rFonts w:cs="宋体" w:hint="default"/>
         </w:rPr>
       </w:pPr>
       <w:r>
@@ -888,7 +887,7 @@
         <w:pStyle w:val="4"/>
         <w:widowControl/>
         <w:rPr>
-          <w:rFonts w:cs="宋体"/>
+          <w:rFonts w:cs="宋体" w:hint="default"/>
         </w:rPr>
       </w:pPr>
       <w:r>
@@ -1000,6 +999,9 @@
       <w:pPr>
         <w:pStyle w:val="4"/>
         <w:widowControl/>
+        <w:rPr>
+          <w:rFonts w:hint="default"/>
+        </w:rPr>
       </w:pPr>
       <w:r>
         <w:t xml:space="preserve">4.1.1.1 </w:t>
@@ -1033,6 +1035,9 @@
       <w:pPr>
         <w:pStyle w:val="4"/>
         <w:widowControl/>
+        <w:rPr>
+          <w:rFonts w:hint="default"/>
+        </w:rPr>
       </w:pPr>
       <w:r>
         <w:t xml:space="preserve">4.1.1.2 </w:t>
@@ -1081,6 +1086,9 @@
       <w:pPr>
         <w:pStyle w:val="4"/>
         <w:widowControl/>
+        <w:rPr>
+          <w:rFonts w:hint="default"/>
+        </w:rPr>
       </w:pPr>
       <w:r>
         <w:t xml:space="preserve">4.1.1.3 </w:t>
@@ -1141,6 +1149,9 @@
       <w:pPr>
         <w:pStyle w:val="4"/>
         <w:widowControl/>
+        <w:rPr>
+          <w:rFonts w:hint="default"/>
+        </w:rPr>
       </w:pPr>
       <w:r>
         <w:t xml:space="preserve">4.1.1.4 </w:t>
@@ -1257,6 +1268,9 @@
       <w:pPr>
         <w:pStyle w:val="4"/>
         <w:widowControl/>
+        <w:rPr>
+          <w:rFonts w:hint="default"/>
+        </w:rPr>
       </w:pPr>
       <w:r>
         <w:t>4.1.2.1</w:t>
@@ -1329,6 +1343,9 @@
       <w:pPr>
         <w:pStyle w:val="4"/>
         <w:widowControl/>
+        <w:rPr>
+          <w:rFonts w:hint="default"/>
+        </w:rPr>
       </w:pPr>
       <w:r>
         <w:t xml:space="preserve">4.1.2.2 </w:t>
@@ -1368,6 +1385,9 @@
       <w:pPr>
         <w:pStyle w:val="4"/>
         <w:widowControl/>
+        <w:rPr>
+          <w:rFonts w:hint="default"/>
+        </w:rPr>
       </w:pPr>
       <w:r>
         <w:t xml:space="preserve">4.1.3.1 </w:t>
@@ -1484,6 +1504,9 @@
       <w:pPr>
         <w:pStyle w:val="4"/>
         <w:widowControl/>
+        <w:rPr>
+          <w:rFonts w:hint="default"/>
+        </w:rPr>
       </w:pPr>
       <w:r>
         <w:t xml:space="preserve">4.1.3.2 </w:t>
@@ -1574,6 +1597,9 @@
       <w:pPr>
         <w:pStyle w:val="4"/>
         <w:widowControl/>
+        <w:rPr>
+          <w:rFonts w:hint="default"/>
+        </w:rPr>
       </w:pPr>
       <w:r>
         <w:t xml:space="preserve">4.1.3.3 </w:t>
@@ -1633,6 +1659,9 @@
       <w:pPr>
         <w:pStyle w:val="4"/>
         <w:widowControl/>
+        <w:rPr>
+          <w:rFonts w:hint="default"/>
+        </w:rPr>
       </w:pPr>
       <w:r>
         <w:t xml:space="preserve">4.1.3.4 </w:t>
@@ -1854,19 +1883,25 @@
         </w:rPr>
         <w:t>量化训练方法：</w:t>
       </w:r>
+      <w:r>
+        <w:rPr>
+          <w:lang w:bidi="ar"/>
+        </w:rPr>
+        <w:t>(1</w:t>
+      </w:r>
       <w:proofErr w:type="gramStart"/>
       <w:r>
         <w:rPr>
           <w:lang w:bidi="ar"/>
         </w:rPr>
-        <w:t>(1)</w:t>
+        <w:t>):QAT</w:t>
       </w:r>
       <w:proofErr w:type="gramEnd"/>
       <w:r>
         <w:rPr>
           <w:lang w:bidi="ar"/>
         </w:rPr>
-        <w:t xml:space="preserve">:QAT </w:t>
+        <w:t xml:space="preserve"> </w:t>
       </w:r>
     </w:p>
     <w:p>
@@ -1954,6 +1989,9 @@
       <w:pPr>
         <w:pStyle w:val="4"/>
         <w:widowControl/>
+        <w:rPr>
+          <w:rFonts w:hint="default"/>
+        </w:rPr>
       </w:pPr>
       <w:r>
         <w:t xml:space="preserve">4.2.1.1 </w:t>
@@ -1976,14 +2014,12 @@
         </w:rPr>
         <w:t>关键词唤醒：无需外加硬件的</w:t>
       </w:r>
-      <w:proofErr w:type="spellStart"/>
       <w:r>
         <w:rPr>
           <w:lang w:bidi="ar"/>
         </w:rPr>
         <w:t>Snowboy</w:t>
       </w:r>
-      <w:proofErr w:type="spellEnd"/>
       <w:r>
         <w:rPr>
           <w:rFonts w:cs="宋体" w:hint="eastAsia"/>
@@ -2084,6 +2120,9 @@
       <w:pPr>
         <w:pStyle w:val="4"/>
         <w:widowControl/>
+        <w:rPr>
+          <w:rFonts w:hint="default"/>
+        </w:rPr>
       </w:pPr>
       <w:r>
         <w:t xml:space="preserve">4.2.1.2 </w:t>
@@ -2110,331 +2149,344 @@
         <w:rPr>
           <w:rFonts w:cs="宋体"/>
         </w:rPr>
-        <w:t>抗干扰算法、手套支持</w:t>
+        <w:t>抗干扰算法、手套支持触控</w:t>
+      </w:r>
+      <w:r>
+        <w:t>)</w:t>
+      </w:r>
+    </w:p>
+    <w:p>
+      <w:pPr>
+        <w:ind w:firstLine="480"/>
+      </w:pPr>
+      <w:r>
+        <w:rPr>
+          <w:rFonts w:cs="宋体" w:hint="eastAsia"/>
+          <w:lang w:bidi="ar"/>
+        </w:rPr>
+        <w:t>高敏度</w:t>
+      </w:r>
+      <w:r>
+        <w:rPr>
+          <w:lang w:bidi="ar"/>
+        </w:rPr>
+        <w:t>PCAP</w:t>
+      </w:r>
+      <w:r>
+        <w:rPr>
+          <w:rFonts w:cs="宋体" w:hint="eastAsia"/>
+          <w:lang w:bidi="ar"/>
+        </w:rPr>
+        <w:t>能识别手套</w:t>
+      </w:r>
+    </w:p>
+    <w:p>
+      <w:pPr>
+        <w:ind w:firstLine="480"/>
+      </w:pPr>
+      <w:r>
+        <w:rPr>
+          <w:rFonts w:cs="宋体" w:hint="eastAsia"/>
+          <w:lang w:bidi="ar"/>
+        </w:rPr>
+        <w:t>抗干扰算法降噪</w:t>
+      </w:r>
+    </w:p>
+    <w:p>
+      <w:pPr>
+        <w:ind w:firstLine="480"/>
+      </w:pPr>
+      <w:r>
+        <w:rPr>
+          <w:rFonts w:cs="宋体" w:hint="eastAsia"/>
+          <w:lang w:bidi="ar"/>
+        </w:rPr>
+        <w:t>自适应算法能够降低功耗</w:t>
+      </w:r>
+    </w:p>
+    <w:p>
+      <w:pPr>
+        <w:ind w:firstLine="480"/>
+      </w:pPr>
+      <w:r>
+        <w:rPr>
+          <w:rFonts w:cs="宋体" w:hint="eastAsia"/>
+          <w:lang w:bidi="ar"/>
+        </w:rPr>
+        <w:t>①：什么是</w:t>
+      </w:r>
+      <w:r>
+        <w:rPr>
+          <w:lang w:bidi="ar"/>
+        </w:rPr>
+        <w:t>PCAP</w:t>
+      </w:r>
+      <w:r>
+        <w:rPr>
+          <w:rFonts w:cs="宋体" w:hint="eastAsia"/>
+          <w:lang w:bidi="ar"/>
+        </w:rPr>
+        <w:t>，它的原理是什么</w:t>
+      </w:r>
+    </w:p>
+    <w:p>
+      <w:pPr>
+        <w:ind w:firstLine="480"/>
+      </w:pPr>
+      <w:r>
+        <w:rPr>
+          <w:rFonts w:cs="宋体" w:hint="eastAsia"/>
+          <w:lang w:bidi="ar"/>
+        </w:rPr>
+        <w:t>②：高敏感度</w:t>
+      </w:r>
+      <w:r>
+        <w:rPr>
+          <w:lang w:bidi="ar"/>
+        </w:rPr>
+        <w:t>PCAP</w:t>
+      </w:r>
+      <w:r>
+        <w:rPr>
+          <w:rFonts w:cs="宋体" w:hint="eastAsia"/>
+          <w:lang w:bidi="ar"/>
+        </w:rPr>
+        <w:t>设计</w:t>
+      </w:r>
+    </w:p>
+    <w:p>
+      <w:pPr>
+        <w:ind w:firstLine="480"/>
+      </w:pPr>
+      <w:r>
+        <w:rPr>
+          <w:rFonts w:cs="宋体" w:hint="eastAsia"/>
+          <w:lang w:bidi="ar"/>
+        </w:rPr>
+        <w:t>③：抗干扰器算法设计</w:t>
+      </w:r>
+    </w:p>
+    <w:p>
+      <w:pPr>
+        <w:ind w:firstLine="480"/>
+      </w:pPr>
+      <w:r>
+        <w:rPr>
+          <w:rFonts w:cs="宋体" w:hint="eastAsia"/>
+          <w:lang w:bidi="ar"/>
+        </w:rPr>
+        <w:t>④：低功耗设计</w:t>
+      </w:r>
+    </w:p>
+    <w:p>
+      <w:pPr>
+        <w:pStyle w:val="4"/>
+        <w:widowControl/>
+        <w:rPr>
+          <w:rFonts w:hint="default"/>
+        </w:rPr>
+      </w:pPr>
+      <w:r>
+        <w:t xml:space="preserve">4.2.1.3 </w:t>
+      </w:r>
+      <w:r>
+        <w:rPr>
+          <w:rFonts w:cs="宋体"/>
+        </w:rPr>
+        <w:t>面向复杂环境的高可靠物理交互技术</w:t>
+      </w:r>
+    </w:p>
+    <w:p>
+      <w:pPr>
+        <w:ind w:firstLine="480"/>
+      </w:pPr>
+      <w:r>
+        <w:rPr>
+          <w:rFonts w:cs="宋体" w:hint="eastAsia"/>
+          <w:lang w:bidi="ar"/>
+        </w:rPr>
+        <w:t>防水设计、防尘设计</w:t>
+      </w:r>
+    </w:p>
+    <w:p>
+      <w:pPr>
+        <w:ind w:firstLine="480"/>
+        <w:rPr>
+          <w:rFonts w:cs="宋体"/>
+          <w:lang w:bidi="ar"/>
+        </w:rPr>
+      </w:pPr>
+      <w:r>
+        <w:rPr>
+          <w:rFonts w:cs="宋体" w:hint="eastAsia"/>
+          <w:lang w:bidi="ar"/>
+        </w:rPr>
+        <w:t>防误触设计</w:t>
+      </w:r>
+    </w:p>
+    <w:p>
+      <w:pPr>
+        <w:ind w:firstLine="480"/>
+        <w:rPr>
+          <w:rFonts w:cs="宋体"/>
+          <w:lang w:bidi="ar"/>
+        </w:rPr>
+      </w:pPr>
+      <w:r>
+        <w:rPr>
+          <w:rFonts w:cs="宋体" w:hint="eastAsia"/>
+          <w:lang w:bidi="ar"/>
+        </w:rPr>
+        <w:t>①：防水</w:t>
+      </w:r>
+      <w:r>
+        <w:rPr>
+          <w:rFonts w:cs="宋体" w:hint="eastAsia"/>
+          <w:lang w:bidi="ar"/>
+        </w:rPr>
+        <w:t>/</w:t>
+      </w:r>
+      <w:r>
+        <w:rPr>
+          <w:rFonts w:cs="宋体" w:hint="eastAsia"/>
+          <w:lang w:bidi="ar"/>
+        </w:rPr>
+        <w:t>防尘设计</w:t>
+      </w:r>
+    </w:p>
+    <w:p>
+      <w:pPr>
+        <w:ind w:firstLine="480"/>
+        <w:rPr>
+          <w:rFonts w:cs="宋体"/>
+          <w:lang w:bidi="ar"/>
+        </w:rPr>
+      </w:pPr>
+      <w:r>
+        <w:rPr>
+          <w:rFonts w:cs="宋体" w:hint="eastAsia"/>
+          <w:lang w:bidi="ar"/>
+        </w:rPr>
+        <w:t>②：防误触设计</w:t>
+      </w:r>
+    </w:p>
+    <w:p>
+      <w:pPr>
+        <w:pStyle w:val="3"/>
+        <w:widowControl/>
+        <w:rPr>
+          <w:color w:val="FF0000"/>
+        </w:rPr>
+      </w:pPr>
+      <w:r>
+        <w:t xml:space="preserve">4.2.2 </w:t>
+      </w:r>
+      <w:r>
+        <w:rPr>
+          <w:rFonts w:hint="eastAsia"/>
+        </w:rPr>
+        <w:t>多源电能互补</w:t>
+      </w:r>
+      <w:r>
+        <w:rPr>
+          <w:rFonts w:cs="宋体" w:hint="eastAsia"/>
+        </w:rPr>
+        <w:t>与</w:t>
+      </w:r>
+      <w:r>
+        <w:rPr>
+          <w:rFonts w:cs="宋体" w:hint="eastAsia"/>
+          <w:color w:val="FF0000"/>
+        </w:rPr>
+        <w:t>智能电能管理系统设计</w:t>
+      </w:r>
+      <w:r>
+        <w:rPr>
+          <w:rFonts w:cs="宋体" w:hint="eastAsia"/>
+        </w:rPr>
+        <w:t>（解决续航问题）</w:t>
+      </w:r>
+    </w:p>
+    <w:p>
+      <w:pPr>
+        <w:pStyle w:val="4"/>
+        <w:widowControl/>
+        <w:rPr>
+          <w:rFonts w:hint="default"/>
+        </w:rPr>
+      </w:pPr>
+      <w:r>
+        <w:t xml:space="preserve">4.2.2.1 </w:t>
+      </w:r>
+      <w:r>
+        <w:t>基于多源互补的环境能量采集与转换技术</w:t>
+      </w:r>
+    </w:p>
+    <w:p>
+      <w:pPr>
+        <w:ind w:firstLine="480"/>
+      </w:pPr>
+      <w:r>
+        <w:rPr>
+          <w:rFonts w:cs="宋体" w:hint="eastAsia"/>
+          <w:lang w:bidi="ar"/>
+        </w:rPr>
+        <w:t>（柔性光</w:t>
       </w:r>
       <w:proofErr w:type="gramStart"/>
       <w:r>
         <w:rPr>
-          <w:rFonts w:cs="宋体"/>
-        </w:rPr>
-        <w:t>触控</w:t>
-      </w:r>
-      <w:r>
-        <w:t>)</w:t>
+          <w:rFonts w:cs="宋体" w:hint="eastAsia"/>
+          <w:lang w:bidi="ar"/>
+        </w:rPr>
+        <w:t>伏材料</w:t>
       </w:r>
       <w:proofErr w:type="gramEnd"/>
-    </w:p>
-    <w:p>
-      <w:pPr>
-        <w:ind w:firstLine="480"/>
-      </w:pPr>
-      <w:r>
-        <w:rPr>
-          <w:rFonts w:cs="宋体" w:hint="eastAsia"/>
-          <w:lang w:bidi="ar"/>
-        </w:rPr>
-        <w:t>高敏度</w:t>
-      </w:r>
-      <w:r>
-        <w:rPr>
-          <w:lang w:bidi="ar"/>
-        </w:rPr>
-        <w:t>PCAP</w:t>
-      </w:r>
-      <w:r>
-        <w:rPr>
-          <w:rFonts w:cs="宋体" w:hint="eastAsia"/>
-          <w:lang w:bidi="ar"/>
-        </w:rPr>
-        <w:t>能识别手套</w:t>
-      </w:r>
-    </w:p>
-    <w:p>
-      <w:pPr>
-        <w:ind w:firstLine="480"/>
-      </w:pPr>
-      <w:r>
-        <w:rPr>
-          <w:rFonts w:cs="宋体" w:hint="eastAsia"/>
-          <w:lang w:bidi="ar"/>
-        </w:rPr>
-        <w:t>抗干扰算法降噪</w:t>
-      </w:r>
-    </w:p>
-    <w:p>
-      <w:pPr>
-        <w:ind w:firstLine="480"/>
-      </w:pPr>
-      <w:r>
-        <w:rPr>
-          <w:rFonts w:cs="宋体" w:hint="eastAsia"/>
-          <w:lang w:bidi="ar"/>
-        </w:rPr>
-        <w:t>自适应算法能够降低功耗</w:t>
-      </w:r>
-    </w:p>
-    <w:p>
-      <w:pPr>
-        <w:ind w:firstLine="480"/>
-      </w:pPr>
-      <w:r>
-        <w:rPr>
-          <w:rFonts w:cs="宋体" w:hint="eastAsia"/>
-          <w:lang w:bidi="ar"/>
-        </w:rPr>
-        <w:t>①：什么是</w:t>
-      </w:r>
-      <w:r>
-        <w:rPr>
-          <w:lang w:bidi="ar"/>
-        </w:rPr>
-        <w:t>PCAP</w:t>
-      </w:r>
-      <w:r>
-        <w:rPr>
-          <w:rFonts w:cs="宋体" w:hint="eastAsia"/>
-          <w:lang w:bidi="ar"/>
-        </w:rPr>
-        <w:t>，它的原理是什么</w:t>
-      </w:r>
-    </w:p>
-    <w:p>
-      <w:pPr>
-        <w:ind w:firstLine="480"/>
-      </w:pPr>
-      <w:r>
-        <w:rPr>
-          <w:rFonts w:cs="宋体" w:hint="eastAsia"/>
-          <w:lang w:bidi="ar"/>
-        </w:rPr>
-        <w:t>②：高敏感度</w:t>
-      </w:r>
-      <w:r>
-        <w:rPr>
-          <w:lang w:bidi="ar"/>
-        </w:rPr>
-        <w:t>PCAP</w:t>
-      </w:r>
-      <w:r>
-        <w:rPr>
-          <w:rFonts w:cs="宋体" w:hint="eastAsia"/>
-          <w:lang w:bidi="ar"/>
-        </w:rPr>
-        <w:t>设计</w:t>
-      </w:r>
-    </w:p>
-    <w:p>
-      <w:pPr>
-        <w:ind w:firstLine="480"/>
-      </w:pPr>
-      <w:r>
-        <w:rPr>
-          <w:rFonts w:cs="宋体" w:hint="eastAsia"/>
-          <w:lang w:bidi="ar"/>
-        </w:rPr>
-        <w:t>③：抗干扰器算法设计</w:t>
-      </w:r>
-    </w:p>
-    <w:p>
-      <w:pPr>
-        <w:ind w:firstLine="480"/>
-      </w:pPr>
-      <w:r>
-        <w:rPr>
-          <w:rFonts w:cs="宋体" w:hint="eastAsia"/>
-          <w:lang w:bidi="ar"/>
-        </w:rPr>
-        <w:t>④：低功耗设计</w:t>
+      <w:r>
+        <w:rPr>
+          <w:lang w:bidi="ar"/>
+        </w:rPr>
+        <w:t>+MPPT</w:t>
+      </w:r>
+      <w:r>
+        <w:rPr>
+          <w:rFonts w:cs="宋体" w:hint="eastAsia"/>
+          <w:lang w:bidi="ar"/>
+        </w:rPr>
+        <w:t>跟踪）、（谐振腔结构的微型风力发电机）</w:t>
+      </w:r>
+    </w:p>
+    <w:p>
+      <w:pPr>
+        <w:ind w:firstLine="480"/>
+      </w:pPr>
+      <w:r>
+        <w:rPr>
+          <w:rFonts w:cs="宋体" w:hint="eastAsia"/>
+          <w:lang w:bidi="ar"/>
+        </w:rPr>
+        <w:t>①：光伏发电设计</w:t>
+      </w:r>
+    </w:p>
+    <w:p>
+      <w:pPr>
+        <w:ind w:firstLine="480"/>
+      </w:pPr>
+      <w:r>
+        <w:rPr>
+          <w:rFonts w:cs="宋体" w:hint="eastAsia"/>
+          <w:lang w:bidi="ar"/>
+        </w:rPr>
+        <w:t>②：风力发电设计</w:t>
       </w:r>
     </w:p>
     <w:p>
       <w:pPr>
         <w:pStyle w:val="4"/>
         <w:widowControl/>
-      </w:pPr>
-      <w:r>
-        <w:t xml:space="preserve">4.2.1.3 </w:t>
-      </w:r>
-      <w:r>
-        <w:rPr>
-          <w:rFonts w:cs="宋体"/>
-        </w:rPr>
-        <w:t>面向复杂环境的高可靠物理交互技术</w:t>
-      </w:r>
-    </w:p>
-    <w:p>
-      <w:pPr>
-        <w:ind w:firstLine="480"/>
-      </w:pPr>
-      <w:r>
-        <w:rPr>
-          <w:rFonts w:cs="宋体" w:hint="eastAsia"/>
-          <w:lang w:bidi="ar"/>
-        </w:rPr>
-        <w:t>防水设计、防尘设计</w:t>
-      </w:r>
-    </w:p>
-    <w:p>
-      <w:pPr>
-        <w:ind w:firstLine="480"/>
-        <w:rPr>
-          <w:rFonts w:cs="宋体"/>
-          <w:lang w:bidi="ar"/>
-        </w:rPr>
-      </w:pPr>
-      <w:r>
-        <w:rPr>
-          <w:rFonts w:cs="宋体" w:hint="eastAsia"/>
-          <w:lang w:bidi="ar"/>
-        </w:rPr>
-        <w:t>防误触设计</w:t>
-      </w:r>
-    </w:p>
-    <w:p>
-      <w:pPr>
-        <w:ind w:firstLine="480"/>
-        <w:rPr>
-          <w:rFonts w:cs="宋体"/>
-          <w:lang w:bidi="ar"/>
-        </w:rPr>
-      </w:pPr>
-      <w:r>
-        <w:rPr>
-          <w:rFonts w:cs="宋体" w:hint="eastAsia"/>
-          <w:lang w:bidi="ar"/>
-        </w:rPr>
-        <w:t>①：防水</w:t>
-      </w:r>
-      <w:r>
-        <w:rPr>
-          <w:rFonts w:cs="宋体" w:hint="eastAsia"/>
-          <w:lang w:bidi="ar"/>
-        </w:rPr>
-        <w:t>/</w:t>
-      </w:r>
-      <w:r>
-        <w:rPr>
-          <w:rFonts w:cs="宋体" w:hint="eastAsia"/>
-          <w:lang w:bidi="ar"/>
-        </w:rPr>
-        <w:t>防尘设计</w:t>
-      </w:r>
-    </w:p>
-    <w:p>
-      <w:pPr>
-        <w:ind w:firstLine="480"/>
-        <w:rPr>
-          <w:rFonts w:cs="宋体"/>
-          <w:lang w:bidi="ar"/>
-        </w:rPr>
-      </w:pPr>
-      <w:r>
-        <w:rPr>
-          <w:rFonts w:cs="宋体" w:hint="eastAsia"/>
-          <w:lang w:bidi="ar"/>
-        </w:rPr>
-        <w:t>②：防误触设计</w:t>
-      </w:r>
-    </w:p>
-    <w:p>
-      <w:pPr>
-        <w:pStyle w:val="3"/>
-        <w:widowControl/>
-        <w:rPr>
-          <w:color w:val="FF0000"/>
-        </w:rPr>
-      </w:pPr>
-      <w:r>
-        <w:t xml:space="preserve">4.2.2 </w:t>
-      </w:r>
-      <w:r>
-        <w:rPr>
-          <w:rFonts w:cs="宋体" w:hint="eastAsia"/>
-        </w:rPr>
-        <w:t>多源电能获取与</w:t>
-      </w:r>
-      <w:r>
-        <w:rPr>
-          <w:rFonts w:cs="宋体" w:hint="eastAsia"/>
-          <w:color w:val="FF0000"/>
-        </w:rPr>
-        <w:t>智能电能管理系统设计</w:t>
-      </w:r>
-      <w:r>
-        <w:rPr>
-          <w:rFonts w:cs="宋体" w:hint="eastAsia"/>
-        </w:rPr>
-        <w:t>（解决续航问题）</w:t>
-      </w:r>
-    </w:p>
-    <w:p>
-      <w:pPr>
-        <w:pStyle w:val="4"/>
-        <w:widowControl/>
-      </w:pPr>
-      <w:r>
-        <w:t xml:space="preserve">4.2.2.1 </w:t>
-      </w:r>
-      <w:r>
-        <w:rPr>
-          <w:rFonts w:cs="宋体"/>
-        </w:rPr>
-        <w:t>多源电能获取</w:t>
-      </w:r>
-    </w:p>
-    <w:p>
-      <w:pPr>
-        <w:ind w:firstLine="480"/>
-      </w:pPr>
-      <w:r>
-        <w:rPr>
-          <w:rFonts w:cs="宋体" w:hint="eastAsia"/>
-          <w:lang w:bidi="ar"/>
-        </w:rPr>
-        <w:t>（柔性光伏材料</w:t>
-      </w:r>
-      <w:r>
-        <w:rPr>
-          <w:lang w:bidi="ar"/>
-        </w:rPr>
-        <w:t>+MPPT</w:t>
-      </w:r>
-      <w:r>
-        <w:rPr>
-          <w:rFonts w:cs="宋体" w:hint="eastAsia"/>
-          <w:lang w:bidi="ar"/>
-        </w:rPr>
-        <w:t>跟踪）、（谐振腔结构的微型风力发电机）</w:t>
-      </w:r>
-    </w:p>
-    <w:p>
-      <w:pPr>
-        <w:ind w:firstLine="480"/>
-      </w:pPr>
-      <w:r>
-        <w:rPr>
-          <w:rFonts w:cs="宋体" w:hint="eastAsia"/>
-          <w:lang w:bidi="ar"/>
-        </w:rPr>
-        <w:t>①：光伏发电设计</w:t>
-      </w:r>
-    </w:p>
-    <w:p>
-      <w:pPr>
-        <w:ind w:firstLine="480"/>
-      </w:pPr>
-      <w:r>
-        <w:rPr>
-          <w:rFonts w:cs="宋体" w:hint="eastAsia"/>
-          <w:lang w:bidi="ar"/>
-        </w:rPr>
-        <w:t>②：风力发电设计</w:t>
-      </w:r>
-    </w:p>
-    <w:p>
-      <w:pPr>
-        <w:pStyle w:val="4"/>
-        <w:widowControl/>
+        <w:rPr>
+          <w:rFonts w:hint="default"/>
+        </w:rPr>
       </w:pPr>
       <w:r>
         <w:t xml:space="preserve">4.2.2.2 </w:t>
@@ -2527,15 +2579,21 @@
       <w:pPr>
         <w:pStyle w:val="4"/>
         <w:widowControl/>
+        <w:rPr>
+          <w:rFonts w:hint="default"/>
+        </w:rPr>
       </w:pPr>
       <w:r>
         <w:t xml:space="preserve">4.2.3.1 </w:t>
       </w:r>
       <w:r>
-        <w:rPr>
-          <w:rFonts w:cs="宋体"/>
-        </w:rPr>
-        <w:t>电池管理系统故障自诊断</w:t>
+        <w:t>基于</w:t>
+      </w:r>
+      <w:r>
+        <w:t>数据驱动建模的电源系统</w:t>
+      </w:r>
+      <w:r>
+        <w:t>故障自诊断</w:t>
       </w:r>
     </w:p>
     <w:p>
@@ -2601,22 +2659,17 @@
     </w:p>
     <w:p>
       <w:pPr>
-        <w:ind w:firstLine="480"/>
-      </w:pPr>
-    </w:p>
-    <w:p>
-      <w:pPr>
         <w:pStyle w:val="4"/>
         <w:widowControl/>
+        <w:rPr>
+          <w:rFonts w:hint="default"/>
+        </w:rPr>
       </w:pPr>
       <w:r>
         <w:t xml:space="preserve">4.2.3.2 </w:t>
       </w:r>
       <w:r>
-        <w:rPr>
-          <w:rFonts w:cs="宋体"/>
-        </w:rPr>
-        <w:t>多源感知系统故障自诊断</w:t>
+        <w:t>基于模型的多源感知系统故障自诊断</w:t>
       </w:r>
     </w:p>
     <w:p>
@@ -2659,11 +2712,26 @@
       <w:pPr>
         <w:pStyle w:val="4"/>
         <w:widowControl/>
+        <w:rPr>
+          <w:rFonts w:hint="default"/>
+        </w:rPr>
       </w:pPr>
       <w:r>
         <w:t xml:space="preserve">4.2.3.3 </w:t>
       </w:r>
       <w:r>
+        <w:t>基于</w:t>
+      </w:r>
+      <w:r>
+        <w:rPr>
+          <w:rFonts w:hint="default"/>
+        </w:rPr>
+        <w:t>GAN</w:t>
+      </w:r>
+      <w:r>
+        <w:t>的</w:t>
+      </w:r>
+      <w:r>
         <w:rPr>
           <w:rFonts w:cs="宋体"/>
         </w:rPr>
@@ -2741,6 +2809,9 @@
       <w:pPr>
         <w:pStyle w:val="4"/>
         <w:widowControl/>
+        <w:rPr>
+          <w:rFonts w:hint="default"/>
+        </w:rPr>
       </w:pPr>
       <w:r>
         <w:t xml:space="preserve">4.2.4.1 </w:t>
@@ -2814,6 +2885,9 @@
       <w:pPr>
         <w:pStyle w:val="4"/>
         <w:widowControl/>
+        <w:rPr>
+          <w:rFonts w:hint="default"/>
+        </w:rPr>
       </w:pPr>
       <w:r>
         <w:t xml:space="preserve">4.2.4.2 </w:t>
@@ -2899,6 +2973,9 @@
       <w:pPr>
         <w:pStyle w:val="4"/>
         <w:widowControl/>
+        <w:rPr>
+          <w:rFonts w:hint="default"/>
+        </w:rPr>
       </w:pPr>
       <w:r>
         <w:t xml:space="preserve">4.3.1.1 </w:t>
@@ -2914,27 +2991,30 @@
       <w:pPr>
         <w:pStyle w:val="4"/>
         <w:widowControl/>
-      </w:pPr>
-      <w:r>
+        <w:rPr>
+          <w:rFonts w:hint="default"/>
+        </w:rPr>
+      </w:pPr>
+      <w:r>
+        <w:t xml:space="preserve">4.3.1.2 </w:t>
+      </w:r>
+      <w:r>
+        <w:rPr>
+          <w:rFonts w:cs="宋体"/>
+        </w:rPr>
+        <w:t>基于可信身份的安全认证方法</w:t>
+      </w:r>
+    </w:p>
+    <w:p>
+      <w:pPr>
+        <w:ind w:firstLine="480"/>
+      </w:pPr>
+      <w:r>
+        <w:rPr>
+          <w:rFonts w:cs="宋体" w:hint="eastAsia"/>
+          <w:lang w:bidi="ar"/>
+        </w:rPr>
         <w:lastRenderedPageBreak/>
-        <w:t xml:space="preserve">4.3.1.2 </w:t>
-      </w:r>
-      <w:r>
-        <w:rPr>
-          <w:rFonts w:cs="宋体"/>
-        </w:rPr>
-        <w:t>基于可信身份的安全认证方法</w:t>
-      </w:r>
-    </w:p>
-    <w:p>
-      <w:pPr>
-        <w:ind w:firstLine="480"/>
-      </w:pPr>
-      <w:r>
-        <w:rPr>
-          <w:rFonts w:cs="宋体" w:hint="eastAsia"/>
-          <w:lang w:bidi="ar"/>
-        </w:rPr>
         <w:t>双向认证，也就是云端会对单兵装置的身份进行认证，保证不会收到虚假的数据。</w:t>
       </w:r>
     </w:p>
@@ -2954,15 +3034,15 @@
       <w:pPr>
         <w:pStyle w:val="4"/>
         <w:widowControl/>
+        <w:rPr>
+          <w:rFonts w:hint="default"/>
+        </w:rPr>
       </w:pPr>
       <w:r>
         <w:t xml:space="preserve">4.3.1.3 </w:t>
       </w:r>
       <w:r>
-        <w:rPr>
-          <w:rFonts w:cs="宋体"/>
-        </w:rPr>
-        <w:t>数据安全存储与保护方法</w:t>
+        <w:t>基于门限秘密共享的数据安全存储与可信销毁技术</w:t>
       </w:r>
     </w:p>
     <w:p>
@@ -3007,6 +3087,9 @@
       <w:pPr>
         <w:pStyle w:val="4"/>
         <w:widowControl/>
+        <w:rPr>
+          <w:rFonts w:hint="default"/>
+        </w:rPr>
       </w:pPr>
       <w:r>
         <w:t xml:space="preserve">4.3.2.1 </w:t>
@@ -3017,11 +3100,16 @@
         </w:rPr>
         <w:t>系统架构设计</w:t>
       </w:r>
+      <w:bookmarkStart w:id="0" w:name="_GoBack"/>
+      <w:bookmarkEnd w:id="0"/>
     </w:p>
     <w:p>
       <w:pPr>
         <w:pStyle w:val="4"/>
         <w:widowControl/>
+        <w:rPr>
+          <w:rFonts w:hint="default"/>
+        </w:rPr>
       </w:pPr>
       <w:r>
         <w:t xml:space="preserve">4.3.2.2 </w:t>
@@ -3037,6 +3125,9 @@
       <w:pPr>
         <w:pStyle w:val="4"/>
         <w:widowControl/>
+        <w:rPr>
+          <w:rFonts w:hint="default"/>
+        </w:rPr>
       </w:pPr>
       <w:r>
         <w:t xml:space="preserve">4.3.2.3 </w:t>
@@ -3143,6 +3234,9 @@
       <w:pPr>
         <w:pStyle w:val="4"/>
         <w:widowControl/>
+        <w:rPr>
+          <w:rFonts w:hint="default"/>
+        </w:rPr>
       </w:pPr>
       <w:r>
         <w:t xml:space="preserve">4.4.1.1 </w:t>
@@ -3182,6 +3276,9 @@
       <w:pPr>
         <w:pStyle w:val="4"/>
         <w:widowControl/>
+        <w:rPr>
+          <w:rFonts w:hint="default"/>
+        </w:rPr>
       </w:pPr>
       <w:r>
         <w:t xml:space="preserve">4.4.1.2 </w:t>
@@ -3241,6 +3338,9 @@
       <w:pPr>
         <w:pStyle w:val="4"/>
         <w:widowControl/>
+        <w:rPr>
+          <w:rFonts w:hint="default"/>
+        </w:rPr>
       </w:pPr>
       <w:r>
         <w:t xml:space="preserve">4.4.1.3 </w:t>
@@ -3263,7 +3363,6 @@
         </w:rPr>
         <w:t>①：测试前的预处理</w:t>
       </w:r>
-      <w:proofErr w:type="gramStart"/>
       <w:r>
         <w:rPr>
           <w:lang w:bidi="ar"/>
@@ -3283,7 +3382,6 @@
         </w:rPr>
         <w:t>)</w:t>
       </w:r>
-      <w:proofErr w:type="gramEnd"/>
     </w:p>
     <w:p>
       <w:pPr>
@@ -3313,6 +3411,9 @@
       <w:pPr>
         <w:pStyle w:val="4"/>
         <w:widowControl/>
+        <w:rPr>
+          <w:rFonts w:hint="default"/>
+        </w:rPr>
       </w:pPr>
       <w:r>
         <w:t xml:space="preserve">4.4.1.4 </w:t>
@@ -3368,6 +3469,9 @@
       <w:pPr>
         <w:pStyle w:val="4"/>
         <w:widowControl/>
+        <w:rPr>
+          <w:rFonts w:hint="default"/>
+        </w:rPr>
       </w:pPr>
       <w:r>
         <w:t xml:space="preserve">4.4.2.1 </w:t>
@@ -3407,6 +3511,9 @@
       <w:pPr>
         <w:pStyle w:val="4"/>
         <w:widowControl/>
+        <w:rPr>
+          <w:rFonts w:hint="default"/>
+        </w:rPr>
       </w:pPr>
       <w:r>
         <w:t xml:space="preserve">4.2.2.2 </w:t>
@@ -3446,6 +3553,9 @@
       <w:pPr>
         <w:pStyle w:val="4"/>
         <w:widowControl/>
+        <w:rPr>
+          <w:rFonts w:hint="default"/>
+        </w:rPr>
       </w:pPr>
       <w:r>
         <w:t xml:space="preserve">4.2.2.3 </w:t>
@@ -3508,7 +3618,7 @@
 </file>
 
 <file path=word/endnotes.xml><?xml version="1.0" encoding="utf-8"?>
-<w:endnotes xmlns:wpc="http://schemas.microsoft.com/office/word/2010/wordprocessingCanvas" xmlns:cx="http://schemas.microsoft.com/office/drawing/2014/chartex" xmlns:cx1="http://schemas.microsoft.com/office/drawing/2015/9/8/chartex" xmlns:cx2="http://schemas.microsoft.com/office/drawing/2015/10/21/chartex" xmlns:cx3="http://schemas.microsoft.com/office/drawing/2016/5/9/chartex" xmlns:cx4="http://schemas.microsoft.com/office/drawing/2016/5/10/chartex" xmlns:cx5="http://schemas.microsoft.com/office/drawing/2016/5/11/chartex" xmlns:cx6="http://schemas.microsoft.com/office/drawing/2016/5/12/chartex" xmlns:cx7="http://schemas.microsoft.com/office/drawing/2016/5/13/chartex" xmlns:cx8="http://schemas.microsoft.com/office/drawing/2016/5/14/chartex" xmlns:mc="http://schemas.openxmlformats.org/markup-compatibility/2006" xmlns:aink="http://schemas.microsoft.com/office/drawing/2016/ink" xmlns:am3d="http://schemas.microsoft.com/office/drawing/2017/model3d" xmlns:o="urn:schemas-microsoft-com:office:office" xmlns:oel="http://schemas.microsoft.com/office/2019/extlst" xmlns:r="http://schemas.openxmlformats.org/officeDocument/2006/relationships" xmlns:m="http://schemas.openxmlformats.org/officeDocument/2006/math" xmlns:v="urn:schemas-microsoft-com:vml" xmlns:wp14="http://schemas.microsoft.com/office/word/2010/wordprocessingDrawing" xmlns:wp="http://schemas.openxmlformats.org/drawingml/2006/wordprocessingDrawing" xmlns:w10="urn:schemas-microsoft-com:office:word" xmlns:w="http://schemas.openxmlformats.org/wordprocessingml/2006/main" xmlns:w14="http://schemas.microsoft.com/office/word/2010/wordml" xmlns:w15="http://schemas.microsoft.com/office/word/2012/wordml" xmlns:w16cex="http://schemas.microsoft.com/office/word/2018/wordml/cex" xmlns:w16cid="http://schemas.microsoft.com/office/word/2016/wordml/cid" xmlns:w16="http://schemas.microsoft.com/office/word/2018/wordml" xmlns:w16du="http://schemas.microsoft.com/office/word/2023/wordml/word16du" xmlns:w16sdtdh="http://schemas.microsoft.com/office/word/2020/wordml/sdtdatahash" xmlns:w16sdtfl="http://schemas.microsoft.com/office/word/2024/wordml/sdtformatlock" xmlns:w16se="http://schemas.microsoft.com/office/word/2015/wordml/symex" xmlns:wpg="http://schemas.microsoft.com/office/word/2010/wordprocessingGroup" xmlns:wpi="http://schemas.microsoft.com/office/word/2010/wordprocessingInk" xmlns:wne="http://schemas.microsoft.com/office/word/2006/wordml" xmlns:wps="http://schemas.microsoft.com/office/word/2010/wordprocessingShape" mc:Ignorable="w14 w15 w16se w16cid w16 w16cex w16sdtdh w16sdtfl w16du wp14">
+<w:endnotes xmlns:wpc="http://schemas.microsoft.com/office/word/2010/wordprocessingCanvas" xmlns:cx="http://schemas.microsoft.com/office/drawing/2014/chartex" xmlns:cx1="http://schemas.microsoft.com/office/drawing/2015/9/8/chartex" xmlns:cx2="http://schemas.microsoft.com/office/drawing/2015/10/21/chartex" xmlns:cx3="http://schemas.microsoft.com/office/drawing/2016/5/9/chartex" xmlns:cx4="http://schemas.microsoft.com/office/drawing/2016/5/10/chartex" xmlns:cx5="http://schemas.microsoft.com/office/drawing/2016/5/11/chartex" xmlns:cx6="http://schemas.microsoft.com/office/drawing/2016/5/12/chartex" xmlns:cx7="http://schemas.microsoft.com/office/drawing/2016/5/13/chartex" xmlns:cx8="http://schemas.microsoft.com/office/drawing/2016/5/14/chartex" xmlns:mc="http://schemas.openxmlformats.org/markup-compatibility/2006" xmlns:aink="http://schemas.microsoft.com/office/drawing/2016/ink" xmlns:am3d="http://schemas.microsoft.com/office/drawing/2017/model3d" xmlns:o="urn:schemas-microsoft-com:office:office" xmlns:r="http://schemas.openxmlformats.org/officeDocument/2006/relationships" xmlns:m="http://schemas.openxmlformats.org/officeDocument/2006/math" xmlns:v="urn:schemas-microsoft-com:vml" xmlns:wp14="http://schemas.microsoft.com/office/word/2010/wordprocessingDrawing" xmlns:wp="http://schemas.openxmlformats.org/drawingml/2006/wordprocessingDrawing" xmlns:w10="urn:schemas-microsoft-com:office:word" xmlns:w="http://schemas.openxmlformats.org/wordprocessingml/2006/main" xmlns:w14="http://schemas.microsoft.com/office/word/2010/wordml" xmlns:w15="http://schemas.microsoft.com/office/word/2012/wordml" xmlns:w16cid="http://schemas.microsoft.com/office/word/2016/wordml/cid" xmlns:w16se="http://schemas.microsoft.com/office/word/2015/wordml/symex" xmlns:wpg="http://schemas.microsoft.com/office/word/2010/wordprocessingGroup" xmlns:wpi="http://schemas.microsoft.com/office/word/2010/wordprocessingInk" xmlns:wne="http://schemas.microsoft.com/office/word/2006/wordml" xmlns:wps="http://schemas.microsoft.com/office/word/2010/wordprocessingShape" mc:Ignorable="w14 w15 w16se w16cid wp14">
   <w:endnote w:type="separator" w:id="-1">
     <w:p>
       <w:pPr>
@@ -3535,7 +3645,7 @@
 </file>
 
 <file path=word/footer1.xml><?xml version="1.0" encoding="utf-8"?>
-<w:ftr xmlns:wpc="http://schemas.microsoft.com/office/word/2010/wordprocessingCanvas" xmlns:cx="http://schemas.microsoft.com/office/drawing/2014/chartex" xmlns:cx1="http://schemas.microsoft.com/office/drawing/2015/9/8/chartex" xmlns:cx2="http://schemas.microsoft.com/office/drawing/2015/10/21/chartex" xmlns:cx3="http://schemas.microsoft.com/office/drawing/2016/5/9/chartex" xmlns:cx4="http://schemas.microsoft.com/office/drawing/2016/5/10/chartex" xmlns:cx5="http://schemas.microsoft.com/office/drawing/2016/5/11/chartex" xmlns:cx6="http://schemas.microsoft.com/office/drawing/2016/5/12/chartex" xmlns:cx7="http://schemas.microsoft.com/office/drawing/2016/5/13/chartex" xmlns:cx8="http://schemas.microsoft.com/office/drawing/2016/5/14/chartex" xmlns:mc="http://schemas.openxmlformats.org/markup-compatibility/2006" xmlns:aink="http://schemas.microsoft.com/office/drawing/2016/ink" xmlns:am3d="http://schemas.microsoft.com/office/drawing/2017/model3d" xmlns:o="urn:schemas-microsoft-com:office:office" xmlns:oel="http://schemas.microsoft.com/office/2019/extlst" xmlns:r="http://schemas.openxmlformats.org/officeDocument/2006/relationships" xmlns:m="http://schemas.openxmlformats.org/officeDocument/2006/math" xmlns:v="urn:schemas-microsoft-com:vml" xmlns:wp14="http://schemas.microsoft.com/office/word/2010/wordprocessingDrawing" xmlns:wp="http://schemas.openxmlformats.org/drawingml/2006/wordprocessingDrawing" xmlns:w10="urn:schemas-microsoft-com:office:word" xmlns:w="http://schemas.openxmlformats.org/wordprocessingml/2006/main" xmlns:w14="http://schemas.microsoft.com/office/word/2010/wordml" xmlns:w15="http://schemas.microsoft.com/office/word/2012/wordml" xmlns:w16cex="http://schemas.microsoft.com/office/word/2018/wordml/cex" xmlns:w16cid="http://schemas.microsoft.com/office/word/2016/wordml/cid" xmlns:w16="http://schemas.microsoft.com/office/word/2018/wordml" xmlns:w16du="http://schemas.microsoft.com/office/word/2023/wordml/word16du" xmlns:w16sdtdh="http://schemas.microsoft.com/office/word/2020/wordml/sdtdatahash" xmlns:w16sdtfl="http://schemas.microsoft.com/office/word/2024/wordml/sdtformatlock" xmlns:w16se="http://schemas.microsoft.com/office/word/2015/wordml/symex" xmlns:wpg="http://schemas.microsoft.com/office/word/2010/wordprocessingGroup" xmlns:wpi="http://schemas.microsoft.com/office/word/2010/wordprocessingInk" xmlns:wne="http://schemas.microsoft.com/office/word/2006/wordml" xmlns:wps="http://schemas.microsoft.com/office/word/2010/wordprocessingShape" mc:Ignorable="w14 w15 w16se w16cid w16 w16cex w16sdtdh w16sdtfl w16du wp14">
+<w:ftr xmlns:wpc="http://schemas.microsoft.com/office/word/2010/wordprocessingCanvas" xmlns:cx="http://schemas.microsoft.com/office/drawing/2014/chartex" xmlns:cx1="http://schemas.microsoft.com/office/drawing/2015/9/8/chartex" xmlns:cx2="http://schemas.microsoft.com/office/drawing/2015/10/21/chartex" xmlns:cx3="http://schemas.microsoft.com/office/drawing/2016/5/9/chartex" xmlns:cx4="http://schemas.microsoft.com/office/drawing/2016/5/10/chartex" xmlns:cx5="http://schemas.microsoft.com/office/drawing/2016/5/11/chartex" xmlns:cx6="http://schemas.microsoft.com/office/drawing/2016/5/12/chartex" xmlns:cx7="http://schemas.microsoft.com/office/drawing/2016/5/13/chartex" xmlns:cx8="http://schemas.microsoft.com/office/drawing/2016/5/14/chartex" xmlns:mc="http://schemas.openxmlformats.org/markup-compatibility/2006" xmlns:aink="http://schemas.microsoft.com/office/drawing/2016/ink" xmlns:am3d="http://schemas.microsoft.com/office/drawing/2017/model3d" xmlns:o="urn:schemas-microsoft-com:office:office" xmlns:r="http://schemas.openxmlformats.org/officeDocument/2006/relationships" xmlns:m="http://schemas.openxmlformats.org/officeDocument/2006/math" xmlns:v="urn:schemas-microsoft-com:vml" xmlns:wp14="http://schemas.microsoft.com/office/word/2010/wordprocessingDrawing" xmlns:wp="http://schemas.openxmlformats.org/drawingml/2006/wordprocessingDrawing" xmlns:w10="urn:schemas-microsoft-com:office:word" xmlns:w="http://schemas.openxmlformats.org/wordprocessingml/2006/main" xmlns:w14="http://schemas.microsoft.com/office/word/2010/wordml" xmlns:w15="http://schemas.microsoft.com/office/word/2012/wordml" xmlns:w16cid="http://schemas.microsoft.com/office/word/2016/wordml/cid" xmlns:w16se="http://schemas.microsoft.com/office/word/2015/wordml/symex" xmlns:wpg="http://schemas.microsoft.com/office/word/2010/wordprocessingGroup" xmlns:wpi="http://schemas.microsoft.com/office/word/2010/wordprocessingInk" xmlns:wne="http://schemas.microsoft.com/office/word/2006/wordml" xmlns:wps="http://schemas.microsoft.com/office/word/2010/wordprocessingShape" mc:Ignorable="w14 w15 w16se w16cid wp14">
   <w:p>
     <w:pPr>
       <w:pStyle w:val="a8"/>
@@ -3546,7 +3656,7 @@
 </file>
 
 <file path=word/footer2.xml><?xml version="1.0" encoding="utf-8"?>
-<w:ftr xmlns:wpc="http://schemas.microsoft.com/office/word/2010/wordprocessingCanvas" xmlns:cx="http://schemas.microsoft.com/office/drawing/2014/chartex" xmlns:cx1="http://schemas.microsoft.com/office/drawing/2015/9/8/chartex" xmlns:cx2="http://schemas.microsoft.com/office/drawing/2015/10/21/chartex" xmlns:cx3="http://schemas.microsoft.com/office/drawing/2016/5/9/chartex" xmlns:cx4="http://schemas.microsoft.com/office/drawing/2016/5/10/chartex" xmlns:cx5="http://schemas.microsoft.com/office/drawing/2016/5/11/chartex" xmlns:cx6="http://schemas.microsoft.com/office/drawing/2016/5/12/chartex" xmlns:cx7="http://schemas.microsoft.com/office/drawing/2016/5/13/chartex" xmlns:cx8="http://schemas.microsoft.com/office/drawing/2016/5/14/chartex" xmlns:mc="http://schemas.openxmlformats.org/markup-compatibility/2006" xmlns:aink="http://schemas.microsoft.com/office/drawing/2016/ink" xmlns:am3d="http://schemas.microsoft.com/office/drawing/2017/model3d" xmlns:o="urn:schemas-microsoft-com:office:office" xmlns:oel="http://schemas.microsoft.com/office/2019/extlst" xmlns:r="http://schemas.openxmlformats.org/officeDocument/2006/relationships" xmlns:m="http://schemas.openxmlformats.org/officeDocument/2006/math" xmlns:v="urn:schemas-microsoft-com:vml" xmlns:wp14="http://schemas.microsoft.com/office/word/2010/wordprocessingDrawing" xmlns:wp="http://schemas.openxmlformats.org/drawingml/2006/wordprocessingDrawing" xmlns:w10="urn:schemas-microsoft-com:office:word" xmlns:w="http://schemas.openxmlformats.org/wordprocessingml/2006/main" xmlns:w14="http://schemas.microsoft.com/office/word/2010/wordml" xmlns:w15="http://schemas.microsoft.com/office/word/2012/wordml" xmlns:w16cex="http://schemas.microsoft.com/office/word/2018/wordml/cex" xmlns:w16cid="http://schemas.microsoft.com/office/word/2016/wordml/cid" xmlns:w16="http://schemas.microsoft.com/office/word/2018/wordml" xmlns:w16du="http://schemas.microsoft.com/office/word/2023/wordml/word16du" xmlns:w16sdtdh="http://schemas.microsoft.com/office/word/2020/wordml/sdtdatahash" xmlns:w16sdtfl="http://schemas.microsoft.com/office/word/2024/wordml/sdtformatlock" xmlns:w16se="http://schemas.microsoft.com/office/word/2015/wordml/symex" xmlns:wpg="http://schemas.microsoft.com/office/word/2010/wordprocessingGroup" xmlns:wpi="http://schemas.microsoft.com/office/word/2010/wordprocessingInk" xmlns:wne="http://schemas.microsoft.com/office/word/2006/wordml" xmlns:wps="http://schemas.microsoft.com/office/word/2010/wordprocessingShape" mc:Ignorable="w14 w15 w16se w16cid w16 w16cex w16sdtdh w16sdtfl w16du wp14">
+<w:ftr xmlns:wpc="http://schemas.microsoft.com/office/word/2010/wordprocessingCanvas" xmlns:cx="http://schemas.microsoft.com/office/drawing/2014/chartex" xmlns:cx1="http://schemas.microsoft.com/office/drawing/2015/9/8/chartex" xmlns:cx2="http://schemas.microsoft.com/office/drawing/2015/10/21/chartex" xmlns:cx3="http://schemas.microsoft.com/office/drawing/2016/5/9/chartex" xmlns:cx4="http://schemas.microsoft.com/office/drawing/2016/5/10/chartex" xmlns:cx5="http://schemas.microsoft.com/office/drawing/2016/5/11/chartex" xmlns:cx6="http://schemas.microsoft.com/office/drawing/2016/5/12/chartex" xmlns:cx7="http://schemas.microsoft.com/office/drawing/2016/5/13/chartex" xmlns:cx8="http://schemas.microsoft.com/office/drawing/2016/5/14/chartex" xmlns:mc="http://schemas.openxmlformats.org/markup-compatibility/2006" xmlns:aink="http://schemas.microsoft.com/office/drawing/2016/ink" xmlns:am3d="http://schemas.microsoft.com/office/drawing/2017/model3d" xmlns:o="urn:schemas-microsoft-com:office:office" xmlns:r="http://schemas.openxmlformats.org/officeDocument/2006/relationships" xmlns:m="http://schemas.openxmlformats.org/officeDocument/2006/math" xmlns:v="urn:schemas-microsoft-com:vml" xmlns:wp14="http://schemas.microsoft.com/office/word/2010/wordprocessingDrawing" xmlns:wp="http://schemas.openxmlformats.org/drawingml/2006/wordprocessingDrawing" xmlns:w10="urn:schemas-microsoft-com:office:word" xmlns:w="http://schemas.openxmlformats.org/wordprocessingml/2006/main" xmlns:w14="http://schemas.microsoft.com/office/word/2010/wordml" xmlns:w15="http://schemas.microsoft.com/office/word/2012/wordml" xmlns:w16cid="http://schemas.microsoft.com/office/word/2016/wordml/cid" xmlns:w16se="http://schemas.microsoft.com/office/word/2015/wordml/symex" xmlns:wpg="http://schemas.microsoft.com/office/word/2010/wordprocessingGroup" xmlns:wpi="http://schemas.microsoft.com/office/word/2010/wordprocessingInk" xmlns:wne="http://schemas.microsoft.com/office/word/2006/wordml" xmlns:wps="http://schemas.microsoft.com/office/word/2010/wordprocessingShape" mc:Ignorable="w14 w15 w16se w16cid wp14">
   <w:p>
     <w:pPr>
       <w:pStyle w:val="a8"/>
@@ -3643,7 +3753,7 @@
               <v:stroke joinstyle="miter"/>
               <v:path gradientshapeok="t" o:connecttype="rect"/>
             </v:shapetype>
-            <v:shape id="文本框 2" o:spid="_x0000_s1026" type="#_x0000_t202" style="position:absolute;left:0;text-align:left;margin-left:0;margin-top:0;width:2in;height:2in;z-index:251658752;visibility:visible;mso-wrap-style:none;mso-wrap-distance-left:9pt;mso-wrap-distance-top:0;mso-wrap-distance-right:9pt;mso-wrap-distance-bottom:0;mso-position-horizontal:center;mso-position-horizontal-relative:margin;mso-position-vertical:absolute;mso-position-vertical-relative:text;v-text-anchor:top" o:gfxdata="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" filled="f" stroked="f" strokeweight=".5pt">
+            <v:shape id="文本框 2" o:spid="_x0000_s1026" type="#_x0000_t202" style="position:absolute;left:0;text-align:left;margin-left:0;margin-top:0;width:2in;height:2in;z-index:251658752;visibility:visible;mso-wrap-style:none;mso-wrap-distance-left:9pt;mso-wrap-distance-top:0;mso-wrap-distance-right:9pt;mso-wrap-distance-bottom:0;mso-position-horizontal:center;mso-position-horizontal-relative:margin;mso-position-vertical:absolute;mso-position-vertical-relative:text;v-text-anchor:top" o:gfxdata="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" filled="f" stroked="f" strokeweight=".5pt">
               <v:textbox style="mso-fit-shape-to-text:t" inset="0,0,0,0">
                 <w:txbxContent>
                   <w:p>
@@ -3680,7 +3790,7 @@
 </file>
 
 <file path=word/footer3.xml><?xml version="1.0" encoding="utf-8"?>
-<w:ftr xmlns:wpc="http://schemas.microsoft.com/office/word/2010/wordprocessingCanvas" xmlns:cx="http://schemas.microsoft.com/office/drawing/2014/chartex" xmlns:cx1="http://schemas.microsoft.com/office/drawing/2015/9/8/chartex" xmlns:cx2="http://schemas.microsoft.com/office/drawing/2015/10/21/chartex" xmlns:cx3="http://schemas.microsoft.com/office/drawing/2016/5/9/chartex" xmlns:cx4="http://schemas.microsoft.com/office/drawing/2016/5/10/chartex" xmlns:cx5="http://schemas.microsoft.com/office/drawing/2016/5/11/chartex" xmlns:cx6="http://schemas.microsoft.com/office/drawing/2016/5/12/chartex" xmlns:cx7="http://schemas.microsoft.com/office/drawing/2016/5/13/chartex" xmlns:cx8="http://schemas.microsoft.com/office/drawing/2016/5/14/chartex" xmlns:mc="http://schemas.openxmlformats.org/markup-compatibility/2006" xmlns:aink="http://schemas.microsoft.com/office/drawing/2016/ink" xmlns:am3d="http://schemas.microsoft.com/office/drawing/2017/model3d" xmlns:o="urn:schemas-microsoft-com:office:office" xmlns:oel="http://schemas.microsoft.com/office/2019/extlst" xmlns:r="http://schemas.openxmlformats.org/officeDocument/2006/relationships" xmlns:m="http://schemas.openxmlformats.org/officeDocument/2006/math" xmlns:v="urn:schemas-microsoft-com:vml" xmlns:wp14="http://schemas.microsoft.com/office/word/2010/wordprocessingDrawing" xmlns:wp="http://schemas.openxmlformats.org/drawingml/2006/wordprocessingDrawing" xmlns:w10="urn:schemas-microsoft-com:office:word" xmlns:w="http://schemas.openxmlformats.org/wordprocessingml/2006/main" xmlns:w14="http://schemas.microsoft.com/office/word/2010/wordml" xmlns:w15="http://schemas.microsoft.com/office/word/2012/wordml" xmlns:w16cex="http://schemas.microsoft.com/office/word/2018/wordml/cex" xmlns:w16cid="http://schemas.microsoft.com/office/word/2016/wordml/cid" xmlns:w16="http://schemas.microsoft.com/office/word/2018/wordml" xmlns:w16du="http://schemas.microsoft.com/office/word/2023/wordml/word16du" xmlns:w16sdtdh="http://schemas.microsoft.com/office/word/2020/wordml/sdtdatahash" xmlns:w16sdtfl="http://schemas.microsoft.com/office/word/2024/wordml/sdtformatlock" xmlns:w16se="http://schemas.microsoft.com/office/word/2015/wordml/symex" xmlns:wpg="http://schemas.microsoft.com/office/word/2010/wordprocessingGroup" xmlns:wpi="http://schemas.microsoft.com/office/word/2010/wordprocessingInk" xmlns:wne="http://schemas.microsoft.com/office/word/2006/wordml" xmlns:wps="http://schemas.microsoft.com/office/word/2010/wordprocessingShape" mc:Ignorable="w14 w15 w16se w16cid w16 w16cex w16sdtdh w16sdtfl w16du wp14">
+<w:ftr xmlns:wpc="http://schemas.microsoft.com/office/word/2010/wordprocessingCanvas" xmlns:cx="http://schemas.microsoft.com/office/drawing/2014/chartex" xmlns:cx1="http://schemas.microsoft.com/office/drawing/2015/9/8/chartex" xmlns:cx2="http://schemas.microsoft.com/office/drawing/2015/10/21/chartex" xmlns:cx3="http://schemas.microsoft.com/office/drawing/2016/5/9/chartex" xmlns:cx4="http://schemas.microsoft.com/office/drawing/2016/5/10/chartex" xmlns:cx5="http://schemas.microsoft.com/office/drawing/2016/5/11/chartex" xmlns:cx6="http://schemas.microsoft.com/office/drawing/2016/5/12/chartex" xmlns:cx7="http://schemas.microsoft.com/office/drawing/2016/5/13/chartex" xmlns:cx8="http://schemas.microsoft.com/office/drawing/2016/5/14/chartex" xmlns:mc="http://schemas.openxmlformats.org/markup-compatibility/2006" xmlns:aink="http://schemas.microsoft.com/office/drawing/2016/ink" xmlns:am3d="http://schemas.microsoft.com/office/drawing/2017/model3d" xmlns:o="urn:schemas-microsoft-com:office:office" xmlns:r="http://schemas.openxmlformats.org/officeDocument/2006/relationships" xmlns:m="http://schemas.openxmlformats.org/officeDocument/2006/math" xmlns:v="urn:schemas-microsoft-com:vml" xmlns:wp14="http://schemas.microsoft.com/office/word/2010/wordprocessingDrawing" xmlns:wp="http://schemas.openxmlformats.org/drawingml/2006/wordprocessingDrawing" xmlns:w10="urn:schemas-microsoft-com:office:word" xmlns:w="http://schemas.openxmlformats.org/wordprocessingml/2006/main" xmlns:w14="http://schemas.microsoft.com/office/word/2010/wordml" xmlns:w15="http://schemas.microsoft.com/office/word/2012/wordml" xmlns:w16cid="http://schemas.microsoft.com/office/word/2016/wordml/cid" xmlns:w16se="http://schemas.microsoft.com/office/word/2015/wordml/symex" xmlns:wpg="http://schemas.microsoft.com/office/word/2010/wordprocessingGroup" xmlns:wpi="http://schemas.microsoft.com/office/word/2010/wordprocessingInk" xmlns:wne="http://schemas.microsoft.com/office/word/2006/wordml" xmlns:wps="http://schemas.microsoft.com/office/word/2010/wordprocessingShape" mc:Ignorable="w14 w15 w16se w16cid wp14">
   <w:p>
     <w:pPr>
       <w:pStyle w:val="a8"/>
@@ -3691,7 +3801,7 @@
 </file>
 
 <file path=word/footnotes.xml><?xml version="1.0" encoding="utf-8"?>
-<w:footnotes xmlns:wpc="http://schemas.microsoft.com/office/word/2010/wordprocessingCanvas" xmlns:cx="http://schemas.microsoft.com/office/drawing/2014/chartex" xmlns:cx1="http://schemas.microsoft.com/office/drawing/2015/9/8/chartex" xmlns:cx2="http://schemas.microsoft.com/office/drawing/2015/10/21/chartex" xmlns:cx3="http://schemas.microsoft.com/office/drawing/2016/5/9/chartex" xmlns:cx4="http://schemas.microsoft.com/office/drawing/2016/5/10/chartex" xmlns:cx5="http://schemas.microsoft.com/office/drawing/2016/5/11/chartex" xmlns:cx6="http://schemas.microsoft.com/office/drawing/2016/5/12/chartex" xmlns:cx7="http://schemas.microsoft.com/office/drawing/2016/5/13/chartex" xmlns:cx8="http://schemas.microsoft.com/office/drawing/2016/5/14/chartex" xmlns:mc="http://schemas.openxmlformats.org/markup-compatibility/2006" xmlns:aink="http://schemas.microsoft.com/office/drawing/2016/ink" xmlns:am3d="http://schemas.microsoft.com/office/drawing/2017/model3d" xmlns:o="urn:schemas-microsoft-com:office:office" xmlns:oel="http://schemas.microsoft.com/office/2019/extlst" xmlns:r="http://schemas.openxmlformats.org/officeDocument/2006/relationships" xmlns:m="http://schemas.openxmlformats.org/officeDocument/2006/math" xmlns:v="urn:schemas-microsoft-com:vml" xmlns:wp14="http://schemas.microsoft.com/office/word/2010/wordprocessingDrawing" xmlns:wp="http://schemas.openxmlformats.org/drawingml/2006/wordprocessingDrawing" xmlns:w10="urn:schemas-microsoft-com:office:word" xmlns:w="http://schemas.openxmlformats.org/wordprocessingml/2006/main" xmlns:w14="http://schemas.microsoft.com/office/word/2010/wordml" xmlns:w15="http://schemas.microsoft.com/office/word/2012/wordml" xmlns:w16cex="http://schemas.microsoft.com/office/word/2018/wordml/cex" xmlns:w16cid="http://schemas.microsoft.com/office/word/2016/wordml/cid" xmlns:w16="http://schemas.microsoft.com/office/word/2018/wordml" xmlns:w16du="http://schemas.microsoft.com/office/word/2023/wordml/word16du" xmlns:w16sdtdh="http://schemas.microsoft.com/office/word/2020/wordml/sdtdatahash" xmlns:w16sdtfl="http://schemas.microsoft.com/office/word/2024/wordml/sdtformatlock" xmlns:w16se="http://schemas.microsoft.com/office/word/2015/wordml/symex" xmlns:wpg="http://schemas.microsoft.com/office/word/2010/wordprocessingGroup" xmlns:wpi="http://schemas.microsoft.com/office/word/2010/wordprocessingInk" xmlns:wne="http://schemas.microsoft.com/office/word/2006/wordml" xmlns:wps="http://schemas.microsoft.com/office/word/2010/wordprocessingShape" mc:Ignorable="w14 w15 w16se w16cid w16 w16cex w16sdtdh w16sdtfl w16du wp14">
+<w:footnotes xmlns:wpc="http://schemas.microsoft.com/office/word/2010/wordprocessingCanvas" xmlns:cx="http://schemas.microsoft.com/office/drawing/2014/chartex" xmlns:cx1="http://schemas.microsoft.com/office/drawing/2015/9/8/chartex" xmlns:cx2="http://schemas.microsoft.com/office/drawing/2015/10/21/chartex" xmlns:cx3="http://schemas.microsoft.com/office/drawing/2016/5/9/chartex" xmlns:cx4="http://schemas.microsoft.com/office/drawing/2016/5/10/chartex" xmlns:cx5="http://schemas.microsoft.com/office/drawing/2016/5/11/chartex" xmlns:cx6="http://schemas.microsoft.com/office/drawing/2016/5/12/chartex" xmlns:cx7="http://schemas.microsoft.com/office/drawing/2016/5/13/chartex" xmlns:cx8="http://schemas.microsoft.com/office/drawing/2016/5/14/chartex" xmlns:mc="http://schemas.openxmlformats.org/markup-compatibility/2006" xmlns:aink="http://schemas.microsoft.com/office/drawing/2016/ink" xmlns:am3d="http://schemas.microsoft.com/office/drawing/2017/model3d" xmlns:o="urn:schemas-microsoft-com:office:office" xmlns:r="http://schemas.openxmlformats.org/officeDocument/2006/relationships" xmlns:m="http://schemas.openxmlformats.org/officeDocument/2006/math" xmlns:v="urn:schemas-microsoft-com:vml" xmlns:wp14="http://schemas.microsoft.com/office/word/2010/wordprocessingDrawing" xmlns:wp="http://schemas.openxmlformats.org/drawingml/2006/wordprocessingDrawing" xmlns:w10="urn:schemas-microsoft-com:office:word" xmlns:w="http://schemas.openxmlformats.org/wordprocessingml/2006/main" xmlns:w14="http://schemas.microsoft.com/office/word/2010/wordml" xmlns:w15="http://schemas.microsoft.com/office/word/2012/wordml" xmlns:w16cid="http://schemas.microsoft.com/office/word/2016/wordml/cid" xmlns:w16se="http://schemas.microsoft.com/office/word/2015/wordml/symex" xmlns:wpg="http://schemas.microsoft.com/office/word/2010/wordprocessingGroup" xmlns:wpi="http://schemas.microsoft.com/office/word/2010/wordprocessingInk" xmlns:wne="http://schemas.microsoft.com/office/word/2006/wordml" xmlns:wps="http://schemas.microsoft.com/office/word/2010/wordprocessingShape" mc:Ignorable="w14 w15 w16se w16cid wp14">
   <w:footnote w:type="separator" w:id="-1">
     <w:p>
       <w:pPr>
@@ -3716,7 +3826,7 @@
 </file>
 
 <file path=word/header1.xml><?xml version="1.0" encoding="utf-8"?>
-<w:hdr xmlns:wpc="http://schemas.microsoft.com/office/word/2010/wordprocessingCanvas" xmlns:cx="http://schemas.microsoft.com/office/drawing/2014/chartex" xmlns:cx1="http://schemas.microsoft.com/office/drawing/2015/9/8/chartex" xmlns:cx2="http://schemas.microsoft.com/office/drawing/2015/10/21/chartex" xmlns:cx3="http://schemas.microsoft.com/office/drawing/2016/5/9/chartex" xmlns:cx4="http://schemas.microsoft.com/office/drawing/2016/5/10/chartex" xmlns:cx5="http://schemas.microsoft.com/office/drawing/2016/5/11/chartex" xmlns:cx6="http://schemas.microsoft.com/office/drawing/2016/5/12/chartex" xmlns:cx7="http://schemas.microsoft.com/office/drawing/2016/5/13/chartex" xmlns:cx8="http://schemas.microsoft.com/office/drawing/2016/5/14/chartex" xmlns:mc="http://schemas.openxmlformats.org/markup-compatibility/2006" xmlns:aink="http://schemas.microsoft.com/office/drawing/2016/ink" xmlns:am3d="http://schemas.microsoft.com/office/drawing/2017/model3d" xmlns:o="urn:schemas-microsoft-com:office:office" xmlns:oel="http://schemas.microsoft.com/office/2019/extlst" xmlns:r="http://schemas.openxmlformats.org/officeDocument/2006/relationships" xmlns:m="http://schemas.openxmlformats.org/officeDocument/2006/math" xmlns:v="urn:schemas-microsoft-com:vml" xmlns:wp14="http://schemas.microsoft.com/office/word/2010/wordprocessingDrawing" xmlns:wp="http://schemas.openxmlformats.org/drawingml/2006/wordprocessingDrawing" xmlns:w10="urn:schemas-microsoft-com:office:word" xmlns:w="http://schemas.openxmlformats.org/wordprocessingml/2006/main" xmlns:w14="http://schemas.microsoft.com/office/word/2010/wordml" xmlns:w15="http://schemas.microsoft.com/office/word/2012/wordml" xmlns:w16cex="http://schemas.microsoft.com/office/word/2018/wordml/cex" xmlns:w16cid="http://schemas.microsoft.com/office/word/2016/wordml/cid" xmlns:w16="http://schemas.microsoft.com/office/word/2018/wordml" xmlns:w16du="http://schemas.microsoft.com/office/word/2023/wordml/word16du" xmlns:w16sdtdh="http://schemas.microsoft.com/office/word/2020/wordml/sdtdatahash" xmlns:w16sdtfl="http://schemas.microsoft.com/office/word/2024/wordml/sdtformatlock" xmlns:w16se="http://schemas.microsoft.com/office/word/2015/wordml/symex" xmlns:wpg="http://schemas.microsoft.com/office/word/2010/wordprocessingGroup" xmlns:wpi="http://schemas.microsoft.com/office/word/2010/wordprocessingInk" xmlns:wne="http://schemas.microsoft.com/office/word/2006/wordml" xmlns:wps="http://schemas.microsoft.com/office/word/2010/wordprocessingShape" mc:Ignorable="w14 w15 w16se w16cid w16 w16cex w16sdtdh w16sdtfl w16du wp14">
+<w:hdr xmlns:wpc="http://schemas.microsoft.com/office/word/2010/wordprocessingCanvas" xmlns:cx="http://schemas.microsoft.com/office/drawing/2014/chartex" xmlns:cx1="http://schemas.microsoft.com/office/drawing/2015/9/8/chartex" xmlns:cx2="http://schemas.microsoft.com/office/drawing/2015/10/21/chartex" xmlns:cx3="http://schemas.microsoft.com/office/drawing/2016/5/9/chartex" xmlns:cx4="http://schemas.microsoft.com/office/drawing/2016/5/10/chartex" xmlns:cx5="http://schemas.microsoft.com/office/drawing/2016/5/11/chartex" xmlns:cx6="http://schemas.microsoft.com/office/drawing/2016/5/12/chartex" xmlns:cx7="http://schemas.microsoft.com/office/drawing/2016/5/13/chartex" xmlns:cx8="http://schemas.microsoft.com/office/drawing/2016/5/14/chartex" xmlns:mc="http://schemas.openxmlformats.org/markup-compatibility/2006" xmlns:aink="http://schemas.microsoft.com/office/drawing/2016/ink" xmlns:am3d="http://schemas.microsoft.com/office/drawing/2017/model3d" xmlns:o="urn:schemas-microsoft-com:office:office" xmlns:r="http://schemas.openxmlformats.org/officeDocument/2006/relationships" xmlns:m="http://schemas.openxmlformats.org/officeDocument/2006/math" xmlns:v="urn:schemas-microsoft-com:vml" xmlns:wp14="http://schemas.microsoft.com/office/word/2010/wordprocessingDrawing" xmlns:wp="http://schemas.openxmlformats.org/drawingml/2006/wordprocessingDrawing" xmlns:w10="urn:schemas-microsoft-com:office:word" xmlns:w="http://schemas.openxmlformats.org/wordprocessingml/2006/main" xmlns:w14="http://schemas.microsoft.com/office/word/2010/wordml" xmlns:w15="http://schemas.microsoft.com/office/word/2012/wordml" xmlns:w16cid="http://schemas.microsoft.com/office/word/2016/wordml/cid" xmlns:w16se="http://schemas.microsoft.com/office/word/2015/wordml/symex" xmlns:wpg="http://schemas.microsoft.com/office/word/2010/wordprocessingGroup" xmlns:wpi="http://schemas.microsoft.com/office/word/2010/wordprocessingInk" xmlns:wne="http://schemas.microsoft.com/office/word/2006/wordml" xmlns:wps="http://schemas.microsoft.com/office/word/2010/wordprocessingShape" mc:Ignorable="w14 w15 w16se w16cid wp14">
   <w:p>
     <w:pPr>
       <w:pStyle w:val="a9"/>
@@ -3727,7 +3837,7 @@
 </file>
 
 <file path=word/header2.xml><?xml version="1.0" encoding="utf-8"?>
-<w:hdr xmlns:wpc="http://schemas.microsoft.com/office/word/2010/wordprocessingCanvas" xmlns:cx="http://schemas.microsoft.com/office/drawing/2014/chartex" xmlns:cx1="http://schemas.microsoft.com/office/drawing/2015/9/8/chartex" xmlns:cx2="http://schemas.microsoft.com/office/drawing/2015/10/21/chartex" xmlns:cx3="http://schemas.microsoft.com/office/drawing/2016/5/9/chartex" xmlns:cx4="http://schemas.microsoft.com/office/drawing/2016/5/10/chartex" xmlns:cx5="http://schemas.microsoft.com/office/drawing/2016/5/11/chartex" xmlns:cx6="http://schemas.microsoft.com/office/drawing/2016/5/12/chartex" xmlns:cx7="http://schemas.microsoft.com/office/drawing/2016/5/13/chartex" xmlns:cx8="http://schemas.microsoft.com/office/drawing/2016/5/14/chartex" xmlns:mc="http://schemas.openxmlformats.org/markup-compatibility/2006" xmlns:aink="http://schemas.microsoft.com/office/drawing/2016/ink" xmlns:am3d="http://schemas.microsoft.com/office/drawing/2017/model3d" xmlns:o="urn:schemas-microsoft-com:office:office" xmlns:oel="http://schemas.microsoft.com/office/2019/extlst" xmlns:r="http://schemas.openxmlformats.org/officeDocument/2006/relationships" xmlns:m="http://schemas.openxmlformats.org/officeDocument/2006/math" xmlns:v="urn:schemas-microsoft-com:vml" xmlns:wp14="http://schemas.microsoft.com/office/word/2010/wordprocessingDrawing" xmlns:wp="http://schemas.openxmlformats.org/drawingml/2006/wordprocessingDrawing" xmlns:w10="urn:schemas-microsoft-com:office:word" xmlns:w="http://schemas.openxmlformats.org/wordprocessingml/2006/main" xmlns:w14="http://schemas.microsoft.com/office/word/2010/wordml" xmlns:w15="http://schemas.microsoft.com/office/word/2012/wordml" xmlns:w16cex="http://schemas.microsoft.com/office/word/2018/wordml/cex" xmlns:w16cid="http://schemas.microsoft.com/office/word/2016/wordml/cid" xmlns:w16="http://schemas.microsoft.com/office/word/2018/wordml" xmlns:w16du="http://schemas.microsoft.com/office/word/2023/wordml/word16du" xmlns:w16sdtdh="http://schemas.microsoft.com/office/word/2020/wordml/sdtdatahash" xmlns:w16sdtfl="http://schemas.microsoft.com/office/word/2024/wordml/sdtformatlock" xmlns:w16se="http://schemas.microsoft.com/office/word/2015/wordml/symex" xmlns:wpg="http://schemas.microsoft.com/office/word/2010/wordprocessingGroup" xmlns:wpi="http://schemas.microsoft.com/office/word/2010/wordprocessingInk" xmlns:wne="http://schemas.microsoft.com/office/word/2006/wordml" xmlns:wps="http://schemas.microsoft.com/office/word/2010/wordprocessingShape" mc:Ignorable="w14 w15 w16se w16cid w16 w16cex w16sdtdh w16sdtfl w16du wp14">
+<w:hdr xmlns:wpc="http://schemas.microsoft.com/office/word/2010/wordprocessingCanvas" xmlns:cx="http://schemas.microsoft.com/office/drawing/2014/chartex" xmlns:cx1="http://schemas.microsoft.com/office/drawing/2015/9/8/chartex" xmlns:cx2="http://schemas.microsoft.com/office/drawing/2015/10/21/chartex" xmlns:cx3="http://schemas.microsoft.com/office/drawing/2016/5/9/chartex" xmlns:cx4="http://schemas.microsoft.com/office/drawing/2016/5/10/chartex" xmlns:cx5="http://schemas.microsoft.com/office/drawing/2016/5/11/chartex" xmlns:cx6="http://schemas.microsoft.com/office/drawing/2016/5/12/chartex" xmlns:cx7="http://schemas.microsoft.com/office/drawing/2016/5/13/chartex" xmlns:cx8="http://schemas.microsoft.com/office/drawing/2016/5/14/chartex" xmlns:mc="http://schemas.openxmlformats.org/markup-compatibility/2006" xmlns:aink="http://schemas.microsoft.com/office/drawing/2016/ink" xmlns:am3d="http://schemas.microsoft.com/office/drawing/2017/model3d" xmlns:o="urn:schemas-microsoft-com:office:office" xmlns:r="http://schemas.openxmlformats.org/officeDocument/2006/relationships" xmlns:m="http://schemas.openxmlformats.org/officeDocument/2006/math" xmlns:v="urn:schemas-microsoft-com:vml" xmlns:wp14="http://schemas.microsoft.com/office/word/2010/wordprocessingDrawing" xmlns:wp="http://schemas.openxmlformats.org/drawingml/2006/wordprocessingDrawing" xmlns:w10="urn:schemas-microsoft-com:office:word" xmlns:w="http://schemas.openxmlformats.org/wordprocessingml/2006/main" xmlns:w14="http://schemas.microsoft.com/office/word/2010/wordml" xmlns:w15="http://schemas.microsoft.com/office/word/2012/wordml" xmlns:w16cid="http://schemas.microsoft.com/office/word/2016/wordml/cid" xmlns:w16se="http://schemas.microsoft.com/office/word/2015/wordml/symex" xmlns:wpg="http://schemas.microsoft.com/office/word/2010/wordprocessingGroup" xmlns:wpi="http://schemas.microsoft.com/office/word/2010/wordprocessingInk" xmlns:wne="http://schemas.microsoft.com/office/word/2006/wordml" xmlns:wps="http://schemas.microsoft.com/office/word/2010/wordprocessingShape" mc:Ignorable="w14 w15 w16se w16cid wp14">
   <w:p>
     <w:pPr>
       <w:pStyle w:val="a9"/>
@@ -3821,7 +3931,7 @@
 </file>
 
 <file path=word/header3.xml><?xml version="1.0" encoding="utf-8"?>
-<w:hdr xmlns:wpc="http://schemas.microsoft.com/office/word/2010/wordprocessingCanvas" xmlns:cx="http://schemas.microsoft.com/office/drawing/2014/chartex" xmlns:cx1="http://schemas.microsoft.com/office/drawing/2015/9/8/chartex" xmlns:cx2="http://schemas.microsoft.com/office/drawing/2015/10/21/chartex" xmlns:cx3="http://schemas.microsoft.com/office/drawing/2016/5/9/chartex" xmlns:cx4="http://schemas.microsoft.com/office/drawing/2016/5/10/chartex" xmlns:cx5="http://schemas.microsoft.com/office/drawing/2016/5/11/chartex" xmlns:cx6="http://schemas.microsoft.com/office/drawing/2016/5/12/chartex" xmlns:cx7="http://schemas.microsoft.com/office/drawing/2016/5/13/chartex" xmlns:cx8="http://schemas.microsoft.com/office/drawing/2016/5/14/chartex" xmlns:mc="http://schemas.openxmlformats.org/markup-compatibility/2006" xmlns:aink="http://schemas.microsoft.com/office/drawing/2016/ink" xmlns:am3d="http://schemas.microsoft.com/office/drawing/2017/model3d" xmlns:o="urn:schemas-microsoft-com:office:office" xmlns:oel="http://schemas.microsoft.com/office/2019/extlst" xmlns:r="http://schemas.openxmlformats.org/officeDocument/2006/relationships" xmlns:m="http://schemas.openxmlformats.org/officeDocument/2006/math" xmlns:v="urn:schemas-microsoft-com:vml" xmlns:wp14="http://schemas.microsoft.com/office/word/2010/wordprocessingDrawing" xmlns:wp="http://schemas.openxmlformats.org/drawingml/2006/wordprocessingDrawing" xmlns:w10="urn:schemas-microsoft-com:office:word" xmlns:w="http://schemas.openxmlformats.org/wordprocessingml/2006/main" xmlns:w14="http://schemas.microsoft.com/office/word/2010/wordml" xmlns:w15="http://schemas.microsoft.com/office/word/2012/wordml" xmlns:w16cex="http://schemas.microsoft.com/office/word/2018/wordml/cex" xmlns:w16cid="http://schemas.microsoft.com/office/word/2016/wordml/cid" xmlns:w16="http://schemas.microsoft.com/office/word/2018/wordml" xmlns:w16du="http://schemas.microsoft.com/office/word/2023/wordml/word16du" xmlns:w16sdtdh="http://schemas.microsoft.com/office/word/2020/wordml/sdtdatahash" xmlns:w16sdtfl="http://schemas.microsoft.com/office/word/2024/wordml/sdtformatlock" xmlns:w16se="http://schemas.microsoft.com/office/word/2015/wordml/symex" xmlns:wpg="http://schemas.microsoft.com/office/word/2010/wordprocessingGroup" xmlns:wpi="http://schemas.microsoft.com/office/word/2010/wordprocessingInk" xmlns:wne="http://schemas.microsoft.com/office/word/2006/wordml" xmlns:wps="http://schemas.microsoft.com/office/word/2010/wordprocessingShape" mc:Ignorable="w14 w15 w16se w16cid w16 w16cex w16sdtdh w16sdtfl w16du wp14">
+<w:hdr xmlns:wpc="http://schemas.microsoft.com/office/word/2010/wordprocessingCanvas" xmlns:cx="http://schemas.microsoft.com/office/drawing/2014/chartex" xmlns:cx1="http://schemas.microsoft.com/office/drawing/2015/9/8/chartex" xmlns:cx2="http://schemas.microsoft.com/office/drawing/2015/10/21/chartex" xmlns:cx3="http://schemas.microsoft.com/office/drawing/2016/5/9/chartex" xmlns:cx4="http://schemas.microsoft.com/office/drawing/2016/5/10/chartex" xmlns:cx5="http://schemas.microsoft.com/office/drawing/2016/5/11/chartex" xmlns:cx6="http://schemas.microsoft.com/office/drawing/2016/5/12/chartex" xmlns:cx7="http://schemas.microsoft.com/office/drawing/2016/5/13/chartex" xmlns:cx8="http://schemas.microsoft.com/office/drawing/2016/5/14/chartex" xmlns:mc="http://schemas.openxmlformats.org/markup-compatibility/2006" xmlns:aink="http://schemas.microsoft.com/office/drawing/2016/ink" xmlns:am3d="http://schemas.microsoft.com/office/drawing/2017/model3d" xmlns:o="urn:schemas-microsoft-com:office:office" xmlns:r="http://schemas.openxmlformats.org/officeDocument/2006/relationships" xmlns:m="http://schemas.openxmlformats.org/officeDocument/2006/math" xmlns:v="urn:schemas-microsoft-com:vml" xmlns:wp14="http://schemas.microsoft.com/office/word/2010/wordprocessingDrawing" xmlns:wp="http://schemas.openxmlformats.org/drawingml/2006/wordprocessingDrawing" xmlns:w10="urn:schemas-microsoft-com:office:word" xmlns:w="http://schemas.openxmlformats.org/wordprocessingml/2006/main" xmlns:w14="http://schemas.microsoft.com/office/word/2010/wordml" xmlns:w15="http://schemas.microsoft.com/office/word/2012/wordml" xmlns:w16cid="http://schemas.microsoft.com/office/word/2016/wordml/cid" xmlns:w16se="http://schemas.microsoft.com/office/word/2015/wordml/symex" xmlns:wpg="http://schemas.microsoft.com/office/word/2010/wordprocessingGroup" xmlns:wpi="http://schemas.microsoft.com/office/word/2010/wordprocessingInk" xmlns:wne="http://schemas.microsoft.com/office/word/2006/wordml" xmlns:wps="http://schemas.microsoft.com/office/word/2010/wordprocessingShape" mc:Ignorable="w14 w15 w16se w16cid wp14">
   <w:p>
     <w:pPr>
       <w:pStyle w:val="a9"/>
@@ -3832,7 +3942,7 @@
 </file>
 
 <file path=word/numbering.xml><?xml version="1.0" encoding="utf-8"?>
-<w:numbering xmlns:wpc="http://schemas.microsoft.com/office/word/2010/wordprocessingCanvas" xmlns:cx="http://schemas.microsoft.com/office/drawing/2014/chartex" xmlns:cx1="http://schemas.microsoft.com/office/drawing/2015/9/8/chartex" xmlns:cx2="http://schemas.microsoft.com/office/drawing/2015/10/21/chartex" xmlns:cx3="http://schemas.microsoft.com/office/drawing/2016/5/9/chartex" xmlns:cx4="http://schemas.microsoft.com/office/drawing/2016/5/10/chartex" xmlns:cx5="http://schemas.microsoft.com/office/drawing/2016/5/11/chartex" xmlns:cx6="http://schemas.microsoft.com/office/drawing/2016/5/12/chartex" xmlns:cx7="http://schemas.microsoft.com/office/drawing/2016/5/13/chartex" xmlns:cx8="http://schemas.microsoft.com/office/drawing/2016/5/14/chartex" xmlns:mc="http://schemas.openxmlformats.org/markup-compatibility/2006" xmlns:aink="http://schemas.microsoft.com/office/drawing/2016/ink" xmlns:am3d="http://schemas.microsoft.com/office/drawing/2017/model3d" xmlns:o="urn:schemas-microsoft-com:office:office" xmlns:oel="http://schemas.microsoft.com/office/2019/extlst" xmlns:r="http://schemas.openxmlformats.org/officeDocument/2006/relationships" xmlns:m="http://schemas.openxmlformats.org/officeDocument/2006/math" xmlns:v="urn:schemas-microsoft-com:vml" xmlns:wp14="http://schemas.microsoft.com/office/word/2010/wordprocessingDrawing" xmlns:wp="http://schemas.openxmlformats.org/drawingml/2006/wordprocessingDrawing" xmlns:w10="urn:schemas-microsoft-com:office:word" xmlns:w="http://schemas.openxmlformats.org/wordprocessingml/2006/main" xmlns:w14="http://schemas.microsoft.com/office/word/2010/wordml" xmlns:w15="http://schemas.microsoft.com/office/word/2012/wordml" xmlns:w16cex="http://schemas.microsoft.com/office/word/2018/wordml/cex" xmlns:w16cid="http://schemas.microsoft.com/office/word/2016/wordml/cid" xmlns:w16="http://schemas.microsoft.com/office/word/2018/wordml" xmlns:w16du="http://schemas.microsoft.com/office/word/2023/wordml/word16du" xmlns:w16sdtdh="http://schemas.microsoft.com/office/word/2020/wordml/sdtdatahash" xmlns:w16sdtfl="http://schemas.microsoft.com/office/word/2024/wordml/sdtformatlock" xmlns:w16se="http://schemas.microsoft.com/office/word/2015/wordml/symex" xmlns:wpg="http://schemas.microsoft.com/office/word/2010/wordprocessingGroup" xmlns:wpi="http://schemas.microsoft.com/office/word/2010/wordprocessingInk" xmlns:wne="http://schemas.microsoft.com/office/word/2006/wordml" xmlns:wps="http://schemas.microsoft.com/office/word/2010/wordprocessingShape" mc:Ignorable="w14 w15 w16se w16cid w16 w16cex w16sdtdh w16sdtfl w16du wp14">
+<w:numbering xmlns:wpc="http://schemas.microsoft.com/office/word/2010/wordprocessingCanvas" xmlns:cx="http://schemas.microsoft.com/office/drawing/2014/chartex" xmlns:cx1="http://schemas.microsoft.com/office/drawing/2015/9/8/chartex" xmlns:cx2="http://schemas.microsoft.com/office/drawing/2015/10/21/chartex" xmlns:cx3="http://schemas.microsoft.com/office/drawing/2016/5/9/chartex" xmlns:cx4="http://schemas.microsoft.com/office/drawing/2016/5/10/chartex" xmlns:cx5="http://schemas.microsoft.com/office/drawing/2016/5/11/chartex" xmlns:cx6="http://schemas.microsoft.com/office/drawing/2016/5/12/chartex" xmlns:cx7="http://schemas.microsoft.com/office/drawing/2016/5/13/chartex" xmlns:cx8="http://schemas.microsoft.com/office/drawing/2016/5/14/chartex" xmlns:mc="http://schemas.openxmlformats.org/markup-compatibility/2006" xmlns:aink="http://schemas.microsoft.com/office/drawing/2016/ink" xmlns:am3d="http://schemas.microsoft.com/office/drawing/2017/model3d" xmlns:o="urn:schemas-microsoft-com:office:office" xmlns:r="http://schemas.openxmlformats.org/officeDocument/2006/relationships" xmlns:m="http://schemas.openxmlformats.org/officeDocument/2006/math" xmlns:v="urn:schemas-microsoft-com:vml" xmlns:wp14="http://schemas.microsoft.com/office/word/2010/wordprocessingDrawing" xmlns:wp="http://schemas.openxmlformats.org/drawingml/2006/wordprocessingDrawing" xmlns:w10="urn:schemas-microsoft-com:office:word" xmlns:w="http://schemas.openxmlformats.org/wordprocessingml/2006/main" xmlns:w14="http://schemas.microsoft.com/office/word/2010/wordml" xmlns:w15="http://schemas.microsoft.com/office/word/2012/wordml" xmlns:w16cid="http://schemas.microsoft.com/office/word/2016/wordml/cid" xmlns:w16se="http://schemas.microsoft.com/office/word/2015/wordml/symex" xmlns:wpg="http://schemas.microsoft.com/office/word/2010/wordprocessingGroup" xmlns:wpi="http://schemas.microsoft.com/office/word/2010/wordprocessingInk" xmlns:wne="http://schemas.microsoft.com/office/word/2006/wordml" xmlns:wps="http://schemas.microsoft.com/office/word/2010/wordprocessingShape" mc:Ignorable="w14 w15 w16se w16cid wp14">
   <w:abstractNum w:abstractNumId="0" w15:restartNumberingAfterBreak="0">
     <w:nsid w:val="9D8300DF"/>
     <w:multiLevelType w:val="singleLevel"/>
@@ -5037,83 +5147,83 @@
       </w:rPr>
     </w:lvl>
   </w:abstractNum>
-  <w:num w:numId="1" w16cid:durableId="2049640150">
+  <w:num w:numId="1">
     <w:abstractNumId w:val="22"/>
   </w:num>
-  <w:num w:numId="2" w16cid:durableId="1184710197">
+  <w:num w:numId="2">
     <w:abstractNumId w:val="18"/>
   </w:num>
-  <w:num w:numId="3" w16cid:durableId="1275866525">
+  <w:num w:numId="3">
     <w:abstractNumId w:val="0"/>
   </w:num>
-  <w:num w:numId="4" w16cid:durableId="218784640">
+  <w:num w:numId="4">
     <w:abstractNumId w:val="14"/>
   </w:num>
-  <w:num w:numId="5" w16cid:durableId="1832716057">
+  <w:num w:numId="5">
     <w:abstractNumId w:val="9"/>
   </w:num>
-  <w:num w:numId="6" w16cid:durableId="1526406585">
+  <w:num w:numId="6">
     <w:abstractNumId w:val="4"/>
   </w:num>
-  <w:num w:numId="7" w16cid:durableId="1778063623">
+  <w:num w:numId="7">
     <w:abstractNumId w:val="3"/>
   </w:num>
-  <w:num w:numId="8" w16cid:durableId="965625843">
+  <w:num w:numId="8">
     <w:abstractNumId w:val="2"/>
   </w:num>
-  <w:num w:numId="9" w16cid:durableId="638415517">
+  <w:num w:numId="9">
     <w:abstractNumId w:val="1"/>
   </w:num>
-  <w:num w:numId="10" w16cid:durableId="219246533">
+  <w:num w:numId="10">
     <w:abstractNumId w:val="10"/>
   </w:num>
-  <w:num w:numId="11" w16cid:durableId="180901253">
+  <w:num w:numId="11">
     <w:abstractNumId w:val="8"/>
   </w:num>
-  <w:num w:numId="12" w16cid:durableId="2030372500">
+  <w:num w:numId="12">
     <w:abstractNumId w:val="7"/>
   </w:num>
-  <w:num w:numId="13" w16cid:durableId="1171263285">
+  <w:num w:numId="13">
     <w:abstractNumId w:val="6"/>
   </w:num>
-  <w:num w:numId="14" w16cid:durableId="1258369327">
+  <w:num w:numId="14">
     <w:abstractNumId w:val="5"/>
   </w:num>
-  <w:num w:numId="15" w16cid:durableId="1365133008">
+  <w:num w:numId="15">
     <w:abstractNumId w:val="12"/>
   </w:num>
-  <w:num w:numId="16" w16cid:durableId="718893150">
+  <w:num w:numId="16">
     <w:abstractNumId w:val="11"/>
   </w:num>
-  <w:num w:numId="17" w16cid:durableId="132450302">
+  <w:num w:numId="17">
     <w:abstractNumId w:val="15"/>
   </w:num>
-  <w:num w:numId="18" w16cid:durableId="823014026">
+  <w:num w:numId="18">
     <w:abstractNumId w:val="23"/>
   </w:num>
-  <w:num w:numId="19" w16cid:durableId="1876305190">
+  <w:num w:numId="19">
     <w:abstractNumId w:val="17"/>
   </w:num>
-  <w:num w:numId="20" w16cid:durableId="1484618775">
+  <w:num w:numId="20">
     <w:abstractNumId w:val="19"/>
   </w:num>
-  <w:num w:numId="21" w16cid:durableId="1923950492">
+  <w:num w:numId="21">
     <w:abstractNumId w:val="16"/>
   </w:num>
-  <w:num w:numId="22" w16cid:durableId="1779906768">
+  <w:num w:numId="22">
     <w:abstractNumId w:val="21"/>
   </w:num>
-  <w:num w:numId="23" w16cid:durableId="502673274">
+  <w:num w:numId="23">
     <w:abstractNumId w:val="13"/>
   </w:num>
-  <w:num w:numId="24" w16cid:durableId="814757519">
+  <w:num w:numId="24">
     <w:abstractNumId w:val="20"/>
   </w:num>
 </w:numbering>
 </file>
 
 <file path=word/styles.xml><?xml version="1.0" encoding="utf-8"?>
-<w:styles xmlns:mc="http://schemas.openxmlformats.org/markup-compatibility/2006" xmlns:r="http://schemas.openxmlformats.org/officeDocument/2006/relationships" xmlns:w="http://schemas.openxmlformats.org/wordprocessingml/2006/main" xmlns:w14="http://schemas.microsoft.com/office/word/2010/wordml" xmlns:w15="http://schemas.microsoft.com/office/word/2012/wordml" xmlns:w16cex="http://schemas.microsoft.com/office/word/2018/wordml/cex" xmlns:w16cid="http://schemas.microsoft.com/office/word/2016/wordml/cid" xmlns:w16="http://schemas.microsoft.com/office/word/2018/wordml" xmlns:w16du="http://schemas.microsoft.com/office/word/2023/wordml/word16du" xmlns:w16sdtdh="http://schemas.microsoft.com/office/word/2020/wordml/sdtdatahash" xmlns:w16sdtfl="http://schemas.microsoft.com/office/word/2024/wordml/sdtformatlock" xmlns:w16se="http://schemas.microsoft.com/office/word/2015/wordml/symex" mc:Ignorable="w14 w15 w16se w16cid w16 w16cex w16sdtdh w16sdtfl w16du">
+<w:styles xmlns:mc="http://schemas.openxmlformats.org/markup-compatibility/2006" xmlns:r="http://schemas.openxmlformats.org/officeDocument/2006/relationships" xmlns:w="http://schemas.openxmlformats.org/wordprocessingml/2006/main" xmlns:w14="http://schemas.microsoft.com/office/word/2010/wordml" xmlns:w15="http://schemas.microsoft.com/office/word/2012/wordml" xmlns:w16cid="http://schemas.microsoft.com/office/word/2016/wordml/cid" xmlns:w16se="http://schemas.microsoft.com/office/word/2015/wordml/symex" mc:Ignorable="w14 w15 w16se w16cid">
   <w:docDefaults>
     <w:rPrDefault>
       <w:rPr>
@@ -5123,7 +5233,7 @@
     </w:rPrDefault>
     <w:pPrDefault/>
   </w:docDefaults>
-  <w:latentStyles w:defLockedState="0" w:defUIPriority="0" w:defSemiHidden="0" w:defUnhideWhenUsed="0" w:defQFormat="0" w:count="376">
+  <w:latentStyles w:defLockedState="0" w:defUIPriority="0" w:defSemiHidden="0" w:defUnhideWhenUsed="0" w:defQFormat="0" w:count="375">
     <w:lsdException w:name="Normal" w:qFormat="1"/>
     <w:lsdException w:name="heading 1" w:qFormat="1"/>
     <w:lsdException w:name="heading 2" w:unhideWhenUsed="1" w:qFormat="1"/>
@@ -5416,7 +5526,6 @@
     <w:lsdException w:name="Smart Hyperlink" w:semiHidden="1" w:uiPriority="99" w:unhideWhenUsed="1"/>
     <w:lsdException w:name="Hashtag" w:semiHidden="1" w:uiPriority="99" w:unhideWhenUsed="1"/>
     <w:lsdException w:name="Unresolved Mention" w:semiHidden="1" w:uiPriority="99" w:unhideWhenUsed="1"/>
-    <w:lsdException w:name="Smart Link" w:semiHidden="1" w:uiPriority="99" w:unhideWhenUsed="1"/>
   </w:latentStyles>
   <w:style w:type="paragraph" w:default="1" w:styleId="a">
     <w:name w:val="Normal"/>
@@ -6228,7 +6337,7 @@
 </file>
 
 <file path=customXml/itemProps2.xml><?xml version="1.0" encoding="utf-8"?>
-<ds:datastoreItem xmlns:ds="http://schemas.openxmlformats.org/officeDocument/2006/customXml" ds:itemID="{A0F019A6-9EDA-45E3-BF3F-62FCDA299BAB}">
+<ds:datastoreItem xmlns:ds="http://schemas.openxmlformats.org/officeDocument/2006/customXml" ds:itemID="{4F53FE09-CA39-4501-B31A-9F9D70F30F5A}">
   <ds:schemaRefs>
     <ds:schemaRef ds:uri="http://schemas.openxmlformats.org/officeDocument/2006/bibliography"/>
   </ds:schemaRefs>

--- a/课题2大纲(包含任务三和任务四).docx
+++ b/课题2大纲(包含任务三和任务四).docx
@@ -1370,6 +1370,9 @@
       <w:pPr>
         <w:pStyle w:val="3"/>
         <w:widowControl/>
+        <w:rPr>
+          <w:rFonts w:cs="宋体"/>
+        </w:rPr>
       </w:pPr>
       <w:r>
         <w:t xml:space="preserve">4.1.3 </w:t>
@@ -1378,19 +1381,69 @@
         <w:rPr>
           <w:rFonts w:cs="宋体" w:hint="eastAsia"/>
         </w:rPr>
-        <w:t>高精度约束下研判模型压缩方法</w:t>
+        <w:t>高精度约束下研判模型</w:t>
+      </w:r>
+      <w:r>
+        <w:rPr>
+          <w:rFonts w:cs="宋体" w:hint="eastAsia"/>
+        </w:rPr>
+        <w:t>轻量化</w:t>
+      </w:r>
+      <w:bookmarkStart w:id="0" w:name="_GoBack"/>
+      <w:bookmarkEnd w:id="0"/>
+      <w:r>
+        <w:rPr>
+          <w:rFonts w:cs="宋体" w:hint="eastAsia"/>
+        </w:rPr>
+        <w:t>架构设计与</w:t>
+      </w:r>
+      <w:r>
+        <w:rPr>
+          <w:rFonts w:cs="宋体" w:hint="eastAsia"/>
+        </w:rPr>
+        <w:t>压缩方法</w:t>
+      </w:r>
+      <w:r>
+        <w:rPr>
+          <w:rFonts w:cs="宋体" w:hint="eastAsia"/>
+        </w:rPr>
+        <w:t>研究</w:t>
       </w:r>
     </w:p>
     <w:p>
       <w:pPr>
         <w:pStyle w:val="4"/>
+      </w:pPr>
+      <w:r>
+        <w:t xml:space="preserve">4.1.3.1 </w:t>
+      </w:r>
+      <w:r>
+        <w:t>基于深度可分离卷积与注意力增强的轻量化</w:t>
+      </w:r>
+      <w:r>
+        <w:t>架构设计</w:t>
+      </w:r>
+    </w:p>
+    <w:p>
+      <w:pPr>
+        <w:pStyle w:val="4"/>
         <w:widowControl/>
         <w:rPr>
           <w:rFonts w:hint="default"/>
         </w:rPr>
       </w:pPr>
       <w:r>
-        <w:t xml:space="preserve">4.1.3.1 </w:t>
+        <w:lastRenderedPageBreak/>
+        <w:t>4.1.3.</w:t>
+      </w:r>
+      <w:r>
+        <w:rPr>
+          <w:rFonts w:hint="default"/>
+        </w:rPr>
+        <w:t>2</w:t>
+      </w:r>
+      <w:r>
+        <w:t xml:space="preserve"> </w:t>
       </w:r>
       <w:r>
         <w:rPr>
@@ -1408,7 +1461,6 @@
           <w:rFonts w:cs="宋体" w:hint="eastAsia"/>
           <w:lang w:bidi="ar"/>
         </w:rPr>
-        <w:lastRenderedPageBreak/>
         <w:t>多教师</w:t>
       </w:r>
       <w:r>
@@ -1509,7 +1561,16 @@
         </w:rPr>
       </w:pPr>
       <w:r>
-        <w:t xml:space="preserve">4.1.3.2 </w:t>
+        <w:t>4.1.3.</w:t>
+      </w:r>
+      <w:r>
+        <w:rPr>
+          <w:rFonts w:hint="default"/>
+        </w:rPr>
+        <w:t>3</w:t>
+      </w:r>
+      <w:r>
+        <w:t xml:space="preserve"> </w:t>
       </w:r>
       <w:r>
         <w:rPr>
@@ -1602,13 +1663,36 @@
         </w:rPr>
       </w:pPr>
       <w:r>
-        <w:t xml:space="preserve">4.1.3.3 </w:t>
-      </w:r>
-      <w:r>
-        <w:rPr>
-          <w:rFonts w:cs="宋体"/>
-        </w:rPr>
-        <w:t>基于低秩分解的模型参数压缩技术</w:t>
+        <w:t>4.1.3.</w:t>
+      </w:r>
+      <w:r>
+        <w:rPr>
+          <w:rFonts w:hint="default"/>
+        </w:rPr>
+        <w:t>4</w:t>
+      </w:r>
+      <w:r>
+        <w:t xml:space="preserve"> </w:t>
+      </w:r>
+      <w:r>
+        <w:rPr>
+          <w:rFonts w:cs="宋体"/>
+        </w:rPr>
+        <w:t>基于低</w:t>
+      </w:r>
+      <w:proofErr w:type="gramStart"/>
+      <w:r>
+        <w:rPr>
+          <w:rFonts w:cs="宋体"/>
+        </w:rPr>
+        <w:t>秩</w:t>
+      </w:r>
+      <w:proofErr w:type="gramEnd"/>
+      <w:r>
+        <w:rPr>
+          <w:rFonts w:cs="宋体"/>
+        </w:rPr>
+        <w:t>分解的模型参数压缩技术</w:t>
       </w:r>
     </w:p>
     <w:p>
@@ -1664,7 +1748,16 @@
         </w:rPr>
       </w:pPr>
       <w:r>
-        <w:t xml:space="preserve">4.1.3.4 </w:t>
+        <w:t>4.1.3.</w:t>
+      </w:r>
+      <w:r>
+        <w:rPr>
+          <w:rFonts w:hint="default"/>
+        </w:rPr>
+        <w:t>5</w:t>
+      </w:r>
+      <w:r>
+        <w:t xml:space="preserve"> </w:t>
       </w:r>
       <w:r>
         <w:rPr>
@@ -2037,6 +2130,7 @@
           <w:rFonts w:cs="宋体" w:hint="eastAsia"/>
           <w:lang w:bidi="ar"/>
         </w:rPr>
+        <w:lastRenderedPageBreak/>
         <w:t>（</w:t>
       </w:r>
       <w:r>
@@ -2051,69 +2145,520 @@
           <w:rFonts w:cs="宋体" w:hint="eastAsia"/>
           <w:lang w:bidi="ar"/>
         </w:rPr>
-        <w:t>作为主识别模型，负责复杂指令，长语句以及高准</w:t>
-      </w:r>
+        <w:t>作为主识别模型，负责复杂指令，长语句以及高准确率识别，</w:t>
+      </w:r>
+    </w:p>
+    <w:p>
+      <w:pPr>
+        <w:ind w:firstLine="480"/>
+      </w:pPr>
+      <w:r>
+        <w:rPr>
+          <w:lang w:bidi="ar"/>
+        </w:rPr>
+        <w:t>RNN-Transducer</w:t>
+      </w:r>
+      <w:r>
+        <w:rPr>
+          <w:rFonts w:cs="宋体" w:hint="eastAsia"/>
+          <w:lang w:bidi="ar"/>
+        </w:rPr>
+        <w:t>作为快速响应模型）</w:t>
+      </w:r>
+    </w:p>
+    <w:p>
+      <w:pPr>
+        <w:ind w:firstLine="480"/>
+      </w:pPr>
+      <w:r>
+        <w:rPr>
+          <w:rFonts w:cs="宋体" w:hint="eastAsia"/>
+          <w:lang w:bidi="ar"/>
+        </w:rPr>
+        <w:t>①：模型原理介绍</w:t>
+      </w:r>
+    </w:p>
+    <w:p>
+      <w:pPr>
+        <w:ind w:firstLine="480"/>
+      </w:pPr>
+      <w:r>
+        <w:rPr>
+          <w:rFonts w:cs="宋体" w:hint="eastAsia"/>
+          <w:lang w:bidi="ar"/>
+        </w:rPr>
+        <w:t>②：模型训练</w:t>
+      </w:r>
+    </w:p>
+    <w:p>
+      <w:pPr>
+        <w:ind w:firstLine="480"/>
+      </w:pPr>
+      <w:r>
+        <w:rPr>
+          <w:rFonts w:cs="宋体" w:hint="eastAsia"/>
+          <w:lang w:bidi="ar"/>
+        </w:rPr>
+        <w:t>③：模型训练结果（融合前？融合后？）</w:t>
+      </w:r>
+    </w:p>
+    <w:p>
+      <w:pPr>
+        <w:pStyle w:val="4"/>
+        <w:widowControl/>
+        <w:rPr>
+          <w:rFonts w:hint="default"/>
+        </w:rPr>
+      </w:pPr>
+      <w:r>
+        <w:t xml:space="preserve">4.2.1.2 </w:t>
+      </w:r>
+      <w:r>
+        <w:rPr>
+          <w:rFonts w:cs="宋体"/>
+        </w:rPr>
+        <w:t>基于工业级</w:t>
+      </w:r>
+      <w:r>
+        <w:t>PCAP</w:t>
+      </w:r>
+      <w:r>
+        <w:rPr>
+          <w:rFonts w:cs="宋体"/>
+        </w:rPr>
+        <w:t>的复杂环境自适应触控交互技术</w:t>
+      </w:r>
+      <w:r>
+        <w:t>(</w:t>
+      </w:r>
+      <w:r>
+        <w:rPr>
+          <w:rFonts w:cs="宋体"/>
+        </w:rPr>
+        <w:t>抗干扰算法、手套支持触控</w:t>
+      </w:r>
+      <w:r>
+        <w:t>)</w:t>
+      </w:r>
+    </w:p>
+    <w:p>
+      <w:pPr>
+        <w:ind w:firstLine="480"/>
+      </w:pPr>
+      <w:r>
+        <w:rPr>
+          <w:rFonts w:cs="宋体" w:hint="eastAsia"/>
+          <w:lang w:bidi="ar"/>
+        </w:rPr>
+        <w:t>高敏度</w:t>
+      </w:r>
+      <w:r>
+        <w:rPr>
+          <w:lang w:bidi="ar"/>
+        </w:rPr>
+        <w:t>PCAP</w:t>
+      </w:r>
+      <w:r>
+        <w:rPr>
+          <w:rFonts w:cs="宋体" w:hint="eastAsia"/>
+          <w:lang w:bidi="ar"/>
+        </w:rPr>
+        <w:t>能识别手套</w:t>
+      </w:r>
+    </w:p>
+    <w:p>
+      <w:pPr>
+        <w:ind w:firstLine="480"/>
+      </w:pPr>
+      <w:r>
+        <w:rPr>
+          <w:rFonts w:cs="宋体" w:hint="eastAsia"/>
+          <w:lang w:bidi="ar"/>
+        </w:rPr>
+        <w:t>抗干扰算法降噪</w:t>
+      </w:r>
+    </w:p>
+    <w:p>
+      <w:pPr>
+        <w:ind w:firstLine="480"/>
+      </w:pPr>
+      <w:r>
+        <w:rPr>
+          <w:rFonts w:cs="宋体" w:hint="eastAsia"/>
+          <w:lang w:bidi="ar"/>
+        </w:rPr>
+        <w:t>自适应算法能够降低功耗</w:t>
+      </w:r>
+    </w:p>
+    <w:p>
+      <w:pPr>
+        <w:ind w:firstLine="480"/>
+      </w:pPr>
+      <w:r>
+        <w:rPr>
+          <w:rFonts w:cs="宋体" w:hint="eastAsia"/>
+          <w:lang w:bidi="ar"/>
+        </w:rPr>
+        <w:t>①：什么是</w:t>
+      </w:r>
+      <w:r>
+        <w:rPr>
+          <w:lang w:bidi="ar"/>
+        </w:rPr>
+        <w:t>PCAP</w:t>
+      </w:r>
+      <w:r>
+        <w:rPr>
+          <w:rFonts w:cs="宋体" w:hint="eastAsia"/>
+          <w:lang w:bidi="ar"/>
+        </w:rPr>
+        <w:t>，它的原理是什么</w:t>
+      </w:r>
+    </w:p>
+    <w:p>
+      <w:pPr>
+        <w:ind w:firstLine="480"/>
+      </w:pPr>
+      <w:r>
+        <w:rPr>
+          <w:rFonts w:cs="宋体" w:hint="eastAsia"/>
+          <w:lang w:bidi="ar"/>
+        </w:rPr>
+        <w:t>②：高敏感度</w:t>
+      </w:r>
+      <w:r>
+        <w:rPr>
+          <w:lang w:bidi="ar"/>
+        </w:rPr>
+        <w:t>PCAP</w:t>
+      </w:r>
+      <w:r>
+        <w:rPr>
+          <w:rFonts w:cs="宋体" w:hint="eastAsia"/>
+          <w:lang w:bidi="ar"/>
+        </w:rPr>
+        <w:t>设计</w:t>
+      </w:r>
+    </w:p>
+    <w:p>
+      <w:pPr>
+        <w:ind w:firstLine="480"/>
+      </w:pPr>
+      <w:r>
+        <w:rPr>
+          <w:rFonts w:cs="宋体" w:hint="eastAsia"/>
+          <w:lang w:bidi="ar"/>
+        </w:rPr>
+        <w:t>③：抗干扰器算法设计</w:t>
+      </w:r>
+    </w:p>
+    <w:p>
+      <w:pPr>
+        <w:ind w:firstLine="480"/>
+      </w:pPr>
+      <w:r>
+        <w:rPr>
+          <w:rFonts w:cs="宋体" w:hint="eastAsia"/>
+          <w:lang w:bidi="ar"/>
+        </w:rPr>
+        <w:t>④：低功耗设计</w:t>
+      </w:r>
+    </w:p>
+    <w:p>
+      <w:pPr>
+        <w:pStyle w:val="4"/>
+        <w:widowControl/>
+        <w:rPr>
+          <w:rFonts w:hint="default"/>
+        </w:rPr>
+      </w:pPr>
+      <w:r>
+        <w:t xml:space="preserve">4.2.1.3 </w:t>
+      </w:r>
+      <w:r>
+        <w:rPr>
+          <w:rFonts w:cs="宋体"/>
+        </w:rPr>
+        <w:t>面向复杂环境的高可靠物理交互技术</w:t>
+      </w:r>
+    </w:p>
+    <w:p>
+      <w:pPr>
+        <w:ind w:firstLine="480"/>
+      </w:pPr>
+      <w:r>
+        <w:rPr>
+          <w:rFonts w:cs="宋体" w:hint="eastAsia"/>
+          <w:lang w:bidi="ar"/>
+        </w:rPr>
+        <w:t>防水设计、防尘设计</w:t>
+      </w:r>
+    </w:p>
+    <w:p>
+      <w:pPr>
+        <w:ind w:firstLine="480"/>
+        <w:rPr>
+          <w:rFonts w:cs="宋体"/>
+          <w:lang w:bidi="ar"/>
+        </w:rPr>
+      </w:pPr>
+      <w:r>
+        <w:rPr>
+          <w:rFonts w:cs="宋体" w:hint="eastAsia"/>
+          <w:lang w:bidi="ar"/>
+        </w:rPr>
+        <w:t>防误触设计</w:t>
+      </w:r>
+    </w:p>
+    <w:p>
+      <w:pPr>
+        <w:ind w:firstLine="480"/>
+        <w:rPr>
+          <w:rFonts w:cs="宋体"/>
+          <w:lang w:bidi="ar"/>
+        </w:rPr>
+      </w:pPr>
+      <w:r>
+        <w:rPr>
+          <w:rFonts w:cs="宋体" w:hint="eastAsia"/>
+          <w:lang w:bidi="ar"/>
+        </w:rPr>
+        <w:t>①：防水</w:t>
+      </w:r>
+      <w:r>
+        <w:rPr>
+          <w:rFonts w:cs="宋体" w:hint="eastAsia"/>
+          <w:lang w:bidi="ar"/>
+        </w:rPr>
+        <w:t>/</w:t>
+      </w:r>
+      <w:r>
+        <w:rPr>
+          <w:rFonts w:cs="宋体" w:hint="eastAsia"/>
+          <w:lang w:bidi="ar"/>
+        </w:rPr>
+        <w:t>防尘设计</w:t>
+      </w:r>
+    </w:p>
+    <w:p>
+      <w:pPr>
+        <w:ind w:firstLine="480"/>
+        <w:rPr>
+          <w:rFonts w:cs="宋体"/>
+          <w:lang w:bidi="ar"/>
+        </w:rPr>
+      </w:pPr>
+      <w:r>
+        <w:rPr>
+          <w:rFonts w:cs="宋体" w:hint="eastAsia"/>
+          <w:lang w:bidi="ar"/>
+        </w:rPr>
+        <w:t>②：防误触设计</w:t>
+      </w:r>
+    </w:p>
+    <w:p>
+      <w:pPr>
+        <w:pStyle w:val="3"/>
+        <w:widowControl/>
+        <w:rPr>
+          <w:color w:val="FF0000"/>
+        </w:rPr>
+      </w:pPr>
+      <w:r>
+        <w:t xml:space="preserve">4.2.2 </w:t>
+      </w:r>
+      <w:r>
+        <w:rPr>
+          <w:rFonts w:hint="eastAsia"/>
+        </w:rPr>
+        <w:t>多源电能互补</w:t>
+      </w:r>
+      <w:r>
+        <w:rPr>
+          <w:rFonts w:cs="宋体" w:hint="eastAsia"/>
+        </w:rPr>
+        <w:t>与</w:t>
+      </w:r>
+      <w:r>
+        <w:rPr>
+          <w:rFonts w:cs="宋体" w:hint="eastAsia"/>
+          <w:color w:val="FF0000"/>
+        </w:rPr>
+        <w:t>智能电能管理系统设计</w:t>
+      </w:r>
+      <w:r>
+        <w:rPr>
+          <w:rFonts w:cs="宋体" w:hint="eastAsia"/>
+        </w:rPr>
+        <w:t>（解决续航问题）</w:t>
+      </w:r>
+    </w:p>
+    <w:p>
+      <w:pPr>
+        <w:pStyle w:val="4"/>
+        <w:widowControl/>
+        <w:rPr>
+          <w:rFonts w:hint="default"/>
+        </w:rPr>
+      </w:pPr>
+      <w:r>
+        <w:t xml:space="preserve">4.2.2.1 </w:t>
+      </w:r>
+      <w:r>
+        <w:t>基于多源互补的环境能量采集与转换技术</w:t>
+      </w:r>
+    </w:p>
+    <w:p>
+      <w:pPr>
+        <w:ind w:firstLine="480"/>
+      </w:pPr>
+      <w:r>
+        <w:rPr>
+          <w:rFonts w:cs="宋体" w:hint="eastAsia"/>
+          <w:lang w:bidi="ar"/>
+        </w:rPr>
+        <w:t>（柔性光</w:t>
+      </w:r>
+      <w:proofErr w:type="gramStart"/>
+      <w:r>
+        <w:rPr>
+          <w:rFonts w:cs="宋体" w:hint="eastAsia"/>
+          <w:lang w:bidi="ar"/>
+        </w:rPr>
+        <w:t>伏材料</w:t>
+      </w:r>
+      <w:proofErr w:type="gramEnd"/>
+      <w:r>
+        <w:rPr>
+          <w:lang w:bidi="ar"/>
+        </w:rPr>
+        <w:t>+MPPT</w:t>
+      </w:r>
+      <w:r>
+        <w:rPr>
+          <w:rFonts w:cs="宋体" w:hint="eastAsia"/>
+          <w:lang w:bidi="ar"/>
+        </w:rPr>
+        <w:t>跟踪）、（谐振腔结构的微型风力发电机）</w:t>
+      </w:r>
+    </w:p>
+    <w:p>
+      <w:pPr>
+        <w:ind w:firstLine="480"/>
+      </w:pPr>
+      <w:r>
+        <w:rPr>
+          <w:rFonts w:cs="宋体" w:hint="eastAsia"/>
+          <w:lang w:bidi="ar"/>
+        </w:rPr>
+        <w:t>①：光伏发电设计</w:t>
+      </w:r>
+    </w:p>
+    <w:p>
+      <w:pPr>
+        <w:ind w:firstLine="480"/>
+      </w:pPr>
+      <w:r>
+        <w:rPr>
+          <w:rFonts w:cs="宋体" w:hint="eastAsia"/>
+          <w:lang w:bidi="ar"/>
+        </w:rPr>
+        <w:t>②：风力发电设计</w:t>
+      </w:r>
+    </w:p>
+    <w:p>
+      <w:pPr>
+        <w:pStyle w:val="4"/>
+        <w:widowControl/>
+        <w:rPr>
+          <w:rFonts w:hint="default"/>
+        </w:rPr>
+      </w:pPr>
+      <w:r>
+        <w:t xml:space="preserve">4.2.2.2 </w:t>
+      </w:r>
+      <w:r>
+        <w:rPr>
+          <w:rFonts w:cs="宋体"/>
+        </w:rPr>
+        <w:t>低功耗电能管理系统设计</w:t>
+      </w:r>
+    </w:p>
+    <w:p>
+      <w:pPr>
+        <w:ind w:firstLine="480"/>
+      </w:pPr>
+      <w:r>
+        <w:rPr>
+          <w:rFonts w:cs="宋体" w:hint="eastAsia"/>
+          <w:lang w:bidi="ar"/>
+        </w:rPr>
+        <w:t>（低功耗待机模式、快速研判模式、高性能协同模式），然后根据不同的情况来进行唤醒以及切换。</w:t>
+      </w:r>
+    </w:p>
+    <w:p>
+      <w:pPr>
+        <w:ind w:firstLine="480"/>
+      </w:pPr>
+      <w:r>
+        <w:rPr>
+          <w:rFonts w:cs="宋体" w:hint="eastAsia"/>
+          <w:lang w:bidi="ar"/>
+        </w:rPr>
+        <w:t>①：总体框架</w:t>
+      </w:r>
+    </w:p>
+    <w:p>
+      <w:pPr>
+        <w:ind w:firstLine="480"/>
+      </w:pPr>
       <w:r>
         <w:rPr>
           <w:rFonts w:cs="宋体" w:hint="eastAsia"/>
           <w:lang w:bidi="ar"/>
         </w:rPr>
         <w:lastRenderedPageBreak/>
-        <w:t>确率识别，</w:t>
-      </w:r>
-    </w:p>
-    <w:p>
-      <w:pPr>
-        <w:ind w:firstLine="480"/>
-      </w:pPr>
-      <w:r>
-        <w:rPr>
-          <w:lang w:bidi="ar"/>
-        </w:rPr>
-        <w:t>RNN-Transducer</w:t>
-      </w:r>
-      <w:r>
-        <w:rPr>
-          <w:rFonts w:cs="宋体" w:hint="eastAsia"/>
-          <w:lang w:bidi="ar"/>
-        </w:rPr>
-        <w:t>作为快速响应模型）</w:t>
-      </w:r>
-    </w:p>
-    <w:p>
-      <w:pPr>
-        <w:ind w:firstLine="480"/>
-      </w:pPr>
-      <w:r>
-        <w:rPr>
-          <w:rFonts w:cs="宋体" w:hint="eastAsia"/>
-          <w:lang w:bidi="ar"/>
-        </w:rPr>
-        <w:t>①：模型原理介绍</w:t>
-      </w:r>
-    </w:p>
-    <w:p>
-      <w:pPr>
-        <w:ind w:firstLine="480"/>
-      </w:pPr>
-      <w:r>
-        <w:rPr>
-          <w:rFonts w:cs="宋体" w:hint="eastAsia"/>
-          <w:lang w:bidi="ar"/>
-        </w:rPr>
-        <w:t>②：模型训练</w:t>
-      </w:r>
-    </w:p>
-    <w:p>
-      <w:pPr>
-        <w:ind w:firstLine="480"/>
-      </w:pPr>
-      <w:r>
-        <w:rPr>
-          <w:rFonts w:cs="宋体" w:hint="eastAsia"/>
-          <w:lang w:bidi="ar"/>
-        </w:rPr>
-        <w:t>③：模型训练结果（融合前？融合后？）</w:t>
+        <w:t>②：如何实现切换</w:t>
+      </w:r>
+      <w:r>
+        <w:rPr>
+          <w:lang w:bidi="ar"/>
+        </w:rPr>
+        <w:t>/</w:t>
+      </w:r>
+      <w:r>
+        <w:rPr>
+          <w:rFonts w:cs="宋体" w:hint="eastAsia"/>
+          <w:lang w:bidi="ar"/>
+        </w:rPr>
+        <w:t>唤醒</w:t>
+      </w:r>
+    </w:p>
+    <w:p>
+      <w:pPr>
+        <w:ind w:firstLine="480"/>
+      </w:pPr>
+      <w:r>
+        <w:rPr>
+          <w:rFonts w:cs="宋体" w:hint="eastAsia"/>
+          <w:lang w:bidi="ar"/>
+        </w:rPr>
+        <w:t>③：低功耗设计</w:t>
+      </w:r>
+    </w:p>
+    <w:p>
+      <w:pPr>
+        <w:pStyle w:val="3"/>
+        <w:widowControl/>
+      </w:pPr>
+      <w:r>
+        <w:t xml:space="preserve">4.2.3 </w:t>
+      </w:r>
+      <w:r>
+        <w:rPr>
+          <w:rFonts w:cs="宋体" w:hint="eastAsia"/>
+        </w:rPr>
+        <w:t>装置故障自诊断技术研究（写有哪些技术可以进行故障诊断）</w:t>
       </w:r>
     </w:p>
     <w:p>
@@ -2125,157 +2670,77 @@
         </w:rPr>
       </w:pPr>
       <w:r>
-        <w:t xml:space="preserve">4.2.1.2 </w:t>
-      </w:r>
-      <w:r>
-        <w:rPr>
-          <w:rFonts w:cs="宋体"/>
-        </w:rPr>
-        <w:t>基于工业级</w:t>
-      </w:r>
-      <w:r>
-        <w:t>PCAP</w:t>
-      </w:r>
-      <w:r>
-        <w:rPr>
-          <w:rFonts w:cs="宋体"/>
-        </w:rPr>
-        <w:t>的复杂环境自适应触控交互技术</w:t>
-      </w:r>
-      <w:r>
-        <w:t>(</w:t>
-      </w:r>
-      <w:r>
-        <w:rPr>
-          <w:rFonts w:cs="宋体"/>
-        </w:rPr>
-        <w:t>抗干扰算法、手套支持触控</w:t>
-      </w:r>
-      <w:r>
-        <w:t>)</w:t>
-      </w:r>
-    </w:p>
-    <w:p>
-      <w:pPr>
-        <w:ind w:firstLine="480"/>
-      </w:pPr>
-      <w:r>
-        <w:rPr>
-          <w:rFonts w:cs="宋体" w:hint="eastAsia"/>
-          <w:lang w:bidi="ar"/>
-        </w:rPr>
-        <w:t>高敏度</w:t>
-      </w:r>
-      <w:r>
-        <w:rPr>
-          <w:lang w:bidi="ar"/>
-        </w:rPr>
-        <w:t>PCAP</w:t>
-      </w:r>
-      <w:r>
-        <w:rPr>
-          <w:rFonts w:cs="宋体" w:hint="eastAsia"/>
-          <w:lang w:bidi="ar"/>
-        </w:rPr>
-        <w:t>能识别手套</w:t>
-      </w:r>
-    </w:p>
-    <w:p>
-      <w:pPr>
-        <w:ind w:firstLine="480"/>
-      </w:pPr>
-      <w:r>
-        <w:rPr>
-          <w:rFonts w:cs="宋体" w:hint="eastAsia"/>
-          <w:lang w:bidi="ar"/>
-        </w:rPr>
-        <w:t>抗干扰算法降噪</w:t>
-      </w:r>
-    </w:p>
-    <w:p>
-      <w:pPr>
-        <w:ind w:firstLine="480"/>
-      </w:pPr>
-      <w:r>
-        <w:rPr>
-          <w:rFonts w:cs="宋体" w:hint="eastAsia"/>
-          <w:lang w:bidi="ar"/>
-        </w:rPr>
-        <w:t>自适应算法能够降低功耗</w:t>
-      </w:r>
-    </w:p>
-    <w:p>
-      <w:pPr>
-        <w:ind w:firstLine="480"/>
-      </w:pPr>
-      <w:r>
-        <w:rPr>
-          <w:rFonts w:cs="宋体" w:hint="eastAsia"/>
-          <w:lang w:bidi="ar"/>
-        </w:rPr>
-        <w:t>①：什么是</w:t>
-      </w:r>
-      <w:r>
-        <w:rPr>
-          <w:lang w:bidi="ar"/>
-        </w:rPr>
-        <w:t>PCAP</w:t>
-      </w:r>
-      <w:r>
-        <w:rPr>
-          <w:rFonts w:cs="宋体" w:hint="eastAsia"/>
-          <w:lang w:bidi="ar"/>
-        </w:rPr>
-        <w:t>，它的原理是什么</w:t>
-      </w:r>
-    </w:p>
-    <w:p>
-      <w:pPr>
-        <w:ind w:firstLine="480"/>
-      </w:pPr>
-      <w:r>
-        <w:rPr>
-          <w:rFonts w:cs="宋体" w:hint="eastAsia"/>
-          <w:lang w:bidi="ar"/>
-        </w:rPr>
-        <w:t>②：高敏感度</w:t>
-      </w:r>
-      <w:r>
-        <w:rPr>
-          <w:lang w:bidi="ar"/>
-        </w:rPr>
-        <w:t>PCAP</w:t>
-      </w:r>
-      <w:r>
-        <w:rPr>
-          <w:rFonts w:cs="宋体" w:hint="eastAsia"/>
-          <w:lang w:bidi="ar"/>
-        </w:rPr>
-        <w:t>设计</w:t>
-      </w:r>
-    </w:p>
-    <w:p>
-      <w:pPr>
-        <w:ind w:firstLine="480"/>
-      </w:pPr>
-      <w:r>
-        <w:rPr>
-          <w:rFonts w:cs="宋体" w:hint="eastAsia"/>
-          <w:lang w:bidi="ar"/>
-        </w:rPr>
-        <w:t>③：抗干扰器算法设计</w:t>
-      </w:r>
-    </w:p>
-    <w:p>
-      <w:pPr>
-        <w:ind w:firstLine="480"/>
-      </w:pPr>
-      <w:r>
-        <w:rPr>
-          <w:rFonts w:cs="宋体" w:hint="eastAsia"/>
-          <w:lang w:bidi="ar"/>
-        </w:rPr>
-        <w:t>④：低功耗设计</w:t>
+        <w:t xml:space="preserve">4.2.3.1 </w:t>
+      </w:r>
+      <w:r>
+        <w:t>基于</w:t>
+      </w:r>
+      <w:r>
+        <w:t>数据驱动建模的电源系统</w:t>
+      </w:r>
+      <w:r>
+        <w:t>故障自诊断</w:t>
+      </w:r>
+    </w:p>
+    <w:p>
+      <w:pPr>
+        <w:ind w:firstLine="480"/>
+      </w:pPr>
+      <w:r>
+        <w:rPr>
+          <w:rFonts w:cs="宋体" w:hint="eastAsia"/>
+          <w:lang w:bidi="ar"/>
+        </w:rPr>
+        <w:t>①：整体的架构</w:t>
+      </w:r>
+      <w:r>
+        <w:rPr>
+          <w:lang w:bidi="ar"/>
+        </w:rPr>
+        <w:t>/</w:t>
+      </w:r>
+      <w:r>
+        <w:rPr>
+          <w:rFonts w:cs="宋体" w:hint="eastAsia"/>
+          <w:lang w:bidi="ar"/>
+        </w:rPr>
+        <w:t>故障诊断流程图</w:t>
+      </w:r>
+    </w:p>
+    <w:p>
+      <w:pPr>
+        <w:ind w:firstLine="480"/>
+      </w:pPr>
+      <w:r>
+        <w:rPr>
+          <w:rFonts w:cs="宋体" w:hint="eastAsia"/>
+          <w:lang w:bidi="ar"/>
+        </w:rPr>
+        <w:t>②：算法设计</w:t>
+      </w:r>
+    </w:p>
+    <w:p>
+      <w:pPr>
+        <w:ind w:firstLine="480"/>
+      </w:pPr>
+      <w:r>
+        <w:rPr>
+          <w:rFonts w:cs="宋体" w:hint="eastAsia"/>
+          <w:lang w:bidi="ar"/>
+        </w:rPr>
+        <w:t>③：诊断策略是什么（根据上述算法输出）</w:t>
+      </w:r>
+    </w:p>
+    <w:p>
+      <w:pPr>
+        <w:ind w:firstLine="480"/>
+      </w:pPr>
+      <w:r>
+        <w:rPr>
+          <w:rFonts w:cs="宋体" w:hint="eastAsia"/>
+          <w:lang w:bidi="ar"/>
+        </w:rPr>
+        <w:t>④：故障是怎么判断出来的，流程是什么。</w:t>
       </w:r>
     </w:p>
     <w:p>
@@ -2287,61 +2752,106 @@
         </w:rPr>
       </w:pPr>
       <w:r>
-        <w:t xml:space="preserve">4.2.1.3 </w:t>
-      </w:r>
-      <w:r>
-        <w:rPr>
-          <w:rFonts w:cs="宋体"/>
-        </w:rPr>
-        <w:t>面向复杂环境的高可靠物理交互技术</w:t>
-      </w:r>
-    </w:p>
-    <w:p>
-      <w:pPr>
-        <w:ind w:firstLine="480"/>
-      </w:pPr>
-      <w:r>
-        <w:rPr>
-          <w:rFonts w:cs="宋体" w:hint="eastAsia"/>
-          <w:lang w:bidi="ar"/>
-        </w:rPr>
-        <w:t>防水设计、防尘设计</w:t>
-      </w:r>
-    </w:p>
-    <w:p>
-      <w:pPr>
-        <w:ind w:firstLine="480"/>
-        <w:rPr>
-          <w:rFonts w:cs="宋体"/>
-          <w:lang w:bidi="ar"/>
-        </w:rPr>
-      </w:pPr>
-      <w:r>
-        <w:rPr>
-          <w:rFonts w:cs="宋体" w:hint="eastAsia"/>
-          <w:lang w:bidi="ar"/>
-        </w:rPr>
-        <w:t>防误触设计</w:t>
-      </w:r>
-    </w:p>
-    <w:p>
-      <w:pPr>
-        <w:ind w:firstLine="480"/>
-        <w:rPr>
-          <w:rFonts w:cs="宋体"/>
-          <w:lang w:bidi="ar"/>
-        </w:rPr>
-      </w:pPr>
-      <w:r>
-        <w:rPr>
-          <w:rFonts w:cs="宋体" w:hint="eastAsia"/>
-          <w:lang w:bidi="ar"/>
-        </w:rPr>
-        <w:t>①：防水</w:t>
-      </w:r>
-      <w:r>
-        <w:rPr>
-          <w:rFonts w:cs="宋体" w:hint="eastAsia"/>
+        <w:t xml:space="preserve">4.2.3.2 </w:t>
+      </w:r>
+      <w:r>
+        <w:t>基于模型的多源感知系统故障自诊断</w:t>
+      </w:r>
+    </w:p>
+    <w:p>
+      <w:pPr>
+        <w:ind w:firstLine="480"/>
+      </w:pPr>
+      <w:r>
+        <w:rPr>
+          <w:rFonts w:cs="宋体" w:hint="eastAsia"/>
+          <w:lang w:bidi="ar"/>
+        </w:rPr>
+        <w:t>①：故障诊断算法整体流程图</w:t>
+      </w:r>
+    </w:p>
+    <w:p>
+      <w:pPr>
+        <w:ind w:firstLine="480"/>
+      </w:pPr>
+      <w:r>
+        <w:rPr>
+          <w:rFonts w:cs="宋体" w:hint="eastAsia"/>
+          <w:lang w:bidi="ar"/>
+        </w:rPr>
+        <w:t>②：算法以及原理实现</w:t>
+      </w:r>
+    </w:p>
+    <w:p>
+      <w:pPr>
+        <w:ind w:firstLine="480"/>
+      </w:pPr>
+      <w:r>
+        <w:rPr>
+          <w:rFonts w:cs="宋体" w:hint="eastAsia"/>
+          <w:lang w:bidi="ar"/>
+        </w:rPr>
+        <w:t>③：诊断策略（根据上述输出）</w:t>
+      </w:r>
+    </w:p>
+    <w:p>
+      <w:pPr>
+        <w:pStyle w:val="4"/>
+        <w:widowControl/>
+        <w:rPr>
+          <w:rFonts w:hint="default"/>
+        </w:rPr>
+      </w:pPr>
+      <w:r>
+        <w:t xml:space="preserve">4.2.3.3 </w:t>
+      </w:r>
+      <w:r>
+        <w:t>基于</w:t>
+      </w:r>
+      <w:r>
+        <w:rPr>
+          <w:rFonts w:hint="default"/>
+        </w:rPr>
+        <w:t>GAN</w:t>
+      </w:r>
+      <w:r>
+        <w:t>的</w:t>
+      </w:r>
+      <w:r>
+        <w:rPr>
+          <w:rFonts w:cs="宋体"/>
+        </w:rPr>
+        <w:t>通信与数据传输系统故障自诊断</w:t>
+      </w:r>
+    </w:p>
+    <w:p>
+      <w:pPr>
+        <w:ind w:firstLine="480"/>
+        <w:rPr>
+          <w:rFonts w:ascii="宋体" w:hAnsi="宋体" w:cs="宋体"/>
+        </w:rPr>
+      </w:pPr>
+      <w:r>
+        <w:rPr>
+          <w:rFonts w:ascii="宋体" w:hAnsi="宋体" w:cs="宋体" w:hint="eastAsia"/>
+          <w:lang w:bidi="ar"/>
+        </w:rPr>
+        <w:t>①：整体架构/流程图</w:t>
+      </w:r>
+    </w:p>
+    <w:p>
+      <w:pPr>
+        <w:ind w:firstLine="480"/>
+      </w:pPr>
+      <w:r>
+        <w:rPr>
+          <w:rFonts w:cs="宋体" w:hint="eastAsia"/>
+          <w:lang w:bidi="ar"/>
+        </w:rPr>
+        <w:t>②：模型构建</w:t>
+      </w:r>
+      <w:r>
+        <w:rPr>
           <w:lang w:bidi="ar"/>
         </w:rPr>
         <w:t>/</w:t>
@@ -2351,60 +2861,34 @@
           <w:rFonts w:cs="宋体" w:hint="eastAsia"/>
           <w:lang w:bidi="ar"/>
         </w:rPr>
-        <w:t>防尘设计</w:t>
-      </w:r>
-    </w:p>
-    <w:p>
-      <w:pPr>
-        <w:ind w:firstLine="480"/>
-        <w:rPr>
-          <w:rFonts w:cs="宋体"/>
-          <w:lang w:bidi="ar"/>
-        </w:rPr>
-      </w:pPr>
-      <w:r>
-        <w:rPr>
-          <w:rFonts w:cs="宋体" w:hint="eastAsia"/>
-          <w:lang w:bidi="ar"/>
-        </w:rPr>
-        <w:t>②：防误触设计</w:t>
+        <w:t>算法设计</w:t>
+      </w:r>
+    </w:p>
+    <w:p>
+      <w:pPr>
+        <w:ind w:firstLine="480"/>
+      </w:pPr>
+      <w:r>
+        <w:rPr>
+          <w:rFonts w:cs="宋体" w:hint="eastAsia"/>
+          <w:lang w:bidi="ar"/>
+        </w:rPr>
+        <w:t>③：算法验证</w:t>
       </w:r>
     </w:p>
     <w:p>
       <w:pPr>
         <w:pStyle w:val="3"/>
         <w:widowControl/>
-        <w:rPr>
-          <w:color w:val="FF0000"/>
-        </w:rPr>
-      </w:pPr>
-      <w:r>
-        <w:t xml:space="preserve">4.2.2 </w:t>
-      </w:r>
-      <w:r>
-        <w:rPr>
-          <w:rFonts w:hint="eastAsia"/>
-        </w:rPr>
-        <w:t>多源电能互补</w:t>
-      </w:r>
-      <w:r>
-        <w:rPr>
-          <w:rFonts w:cs="宋体" w:hint="eastAsia"/>
-        </w:rPr>
-        <w:t>与</w:t>
-      </w:r>
-      <w:r>
-        <w:rPr>
-          <w:rFonts w:cs="宋体" w:hint="eastAsia"/>
-          <w:color w:val="FF0000"/>
-        </w:rPr>
-        <w:t>智能电能管理系统设计</w:t>
-      </w:r>
-      <w:r>
-        <w:rPr>
-          <w:rFonts w:cs="宋体" w:hint="eastAsia"/>
-        </w:rPr>
-        <w:t>（解决续航问题）</w:t>
+      </w:pPr>
+      <w:r>
+        <w:t xml:space="preserve">4.2.4 </w:t>
+      </w:r>
+      <w:r>
+        <w:rPr>
+          <w:rFonts w:cs="宋体" w:hint="eastAsia"/>
+        </w:rPr>
+        <w:t>面向快速响应的智能研判技术</w:t>
       </w:r>
     </w:p>
     <w:p>
@@ -2416,68 +2900,71 @@
         </w:rPr>
       </w:pPr>
       <w:r>
-        <w:t xml:space="preserve">4.2.2.1 </w:t>
-      </w:r>
-      <w:r>
-        <w:t>基于多源互补的环境能量采集与转换技术</w:t>
-      </w:r>
-    </w:p>
-    <w:p>
-      <w:pPr>
-        <w:ind w:firstLine="480"/>
-      </w:pPr>
-      <w:r>
-        <w:rPr>
-          <w:rFonts w:cs="宋体" w:hint="eastAsia"/>
-          <w:lang w:bidi="ar"/>
-        </w:rPr>
-        <w:t>（柔性光</w:t>
-      </w:r>
-      <w:proofErr w:type="gramStart"/>
-      <w:r>
-        <w:rPr>
-          <w:rFonts w:cs="宋体" w:hint="eastAsia"/>
-          <w:lang w:bidi="ar"/>
-        </w:rPr>
-        <w:t>伏材料</w:t>
-      </w:r>
-      <w:proofErr w:type="gramEnd"/>
-      <w:r>
-        <w:rPr>
-          <w:lang w:bidi="ar"/>
-        </w:rPr>
-        <w:t>+MPPT</w:t>
-      </w:r>
-      <w:r>
-        <w:rPr>
-          <w:rFonts w:cs="宋体" w:hint="eastAsia"/>
-          <w:lang w:bidi="ar"/>
-        </w:rPr>
-        <w:t>跟踪）、（谐振腔结构的微型风力发电机）</w:t>
-      </w:r>
-    </w:p>
-    <w:p>
-      <w:pPr>
-        <w:ind w:firstLine="480"/>
-      </w:pPr>
-      <w:r>
-        <w:rPr>
-          <w:rFonts w:cs="宋体" w:hint="eastAsia"/>
-          <w:lang w:bidi="ar"/>
-        </w:rPr>
-        <w:t>①：光伏发电设计</w:t>
-      </w:r>
-    </w:p>
-    <w:p>
-      <w:pPr>
-        <w:ind w:firstLine="480"/>
-      </w:pPr>
-      <w:r>
-        <w:rPr>
-          <w:rFonts w:cs="宋体" w:hint="eastAsia"/>
-          <w:lang w:bidi="ar"/>
-        </w:rPr>
-        <w:t>②：风力发电设计</w:t>
+        <w:t xml:space="preserve">4.2.4.1 </w:t>
+      </w:r>
+      <w:r>
+        <w:rPr>
+          <w:rFonts w:cs="宋体"/>
+        </w:rPr>
+        <w:t>基于时间</w:t>
+      </w:r>
+      <w:r>
+        <w:t>-</w:t>
+      </w:r>
+      <w:r>
+        <w:rPr>
+          <w:rFonts w:cs="宋体"/>
+        </w:rPr>
+        <w:t>事件双驱动的任务级快速响应方法</w:t>
+      </w:r>
+    </w:p>
+    <w:p>
+      <w:pPr>
+        <w:ind w:firstLine="480"/>
+      </w:pPr>
+      <w:r>
+        <w:rPr>
+          <w:rFonts w:cs="宋体" w:hint="eastAsia"/>
+          <w:lang w:bidi="ar"/>
+        </w:rPr>
+        <w:t>时间</w:t>
+      </w:r>
+      <w:r>
+        <w:rPr>
+          <w:lang w:bidi="ar"/>
+        </w:rPr>
+        <w:t>/</w:t>
+      </w:r>
+      <w:r>
+        <w:rPr>
+          <w:rFonts w:cs="宋体" w:hint="eastAsia"/>
+          <w:lang w:bidi="ar"/>
+        </w:rPr>
+        <w:t>事件触发机制负责决定什么时候开始执行任务</w:t>
+      </w:r>
+    </w:p>
+    <w:p>
+      <w:pPr>
+        <w:ind w:firstLine="480"/>
+      </w:pPr>
+      <w:r>
+        <w:rPr>
+          <w:rFonts w:cs="宋体" w:hint="eastAsia"/>
+          <w:lang w:bidi="ar"/>
+        </w:rPr>
+        <w:t>任务优先级动态调度方法决定什么样的任务优先处理</w:t>
+      </w:r>
+    </w:p>
+    <w:p>
+      <w:pPr>
+        <w:ind w:firstLine="480"/>
+      </w:pPr>
+      <w:r>
+        <w:rPr>
+          <w:rFonts w:cs="宋体" w:hint="eastAsia"/>
+          <w:lang w:bidi="ar"/>
+        </w:rPr>
+        <w:t>可以分别写时间触发机制以及事件触发机制，然后去写他们的融合触发机制。</w:t>
       </w:r>
     </w:p>
     <w:p>
@@ -2489,513 +2976,113 @@
         </w:rPr>
       </w:pPr>
       <w:r>
-        <w:t xml:space="preserve">4.2.2.2 </w:t>
-      </w:r>
-      <w:r>
-        <w:rPr>
-          <w:rFonts w:cs="宋体"/>
-        </w:rPr>
-        <w:t>低功耗电能管理系统设计</w:t>
-      </w:r>
-    </w:p>
-    <w:p>
-      <w:pPr>
-        <w:ind w:firstLine="480"/>
-      </w:pPr>
-      <w:r>
-        <w:rPr>
-          <w:rFonts w:cs="宋体" w:hint="eastAsia"/>
-          <w:lang w:bidi="ar"/>
-        </w:rPr>
-        <w:t>（低功耗待机模式、快速研判模式、高性能协同模式），然后根据不同的情况来进行唤醒以及切换。</w:t>
-      </w:r>
-    </w:p>
-    <w:p>
-      <w:pPr>
-        <w:ind w:firstLine="480"/>
-      </w:pPr>
-      <w:r>
-        <w:rPr>
-          <w:rFonts w:cs="宋体" w:hint="eastAsia"/>
-          <w:lang w:bidi="ar"/>
-        </w:rPr>
-        <w:t>①：总体框架</w:t>
-      </w:r>
-    </w:p>
-    <w:p>
-      <w:pPr>
-        <w:ind w:firstLine="480"/>
-      </w:pPr>
-      <w:r>
-        <w:rPr>
-          <w:rFonts w:cs="宋体" w:hint="eastAsia"/>
-          <w:lang w:bidi="ar"/>
-        </w:rPr>
-        <w:t>②：如何实现切换</w:t>
-      </w:r>
-      <w:r>
-        <w:rPr>
-          <w:lang w:bidi="ar"/>
-        </w:rPr>
-        <w:t>/</w:t>
-      </w:r>
-      <w:r>
-        <w:rPr>
-          <w:rFonts w:cs="宋体" w:hint="eastAsia"/>
-          <w:lang w:bidi="ar"/>
-        </w:rPr>
-        <w:t>唤醒</w:t>
-      </w:r>
-    </w:p>
-    <w:p>
-      <w:pPr>
-        <w:ind w:firstLine="480"/>
-      </w:pPr>
-      <w:r>
-        <w:rPr>
-          <w:rFonts w:cs="宋体" w:hint="eastAsia"/>
-          <w:lang w:bidi="ar"/>
-        </w:rPr>
+        <w:t xml:space="preserve">4.2.4.2 </w:t>
+      </w:r>
+      <w:r>
+        <w:rPr>
+          <w:rFonts w:cs="宋体"/>
+        </w:rPr>
+        <w:t>面向复杂故障场景的智能研判方法</w:t>
+      </w:r>
+    </w:p>
+    <w:p>
+      <w:pPr>
+        <w:ind w:firstLine="480"/>
+      </w:pPr>
+      <w:r>
+        <w:rPr>
+          <w:rFonts w:cs="宋体" w:hint="eastAsia"/>
+          <w:lang w:bidi="ar"/>
+        </w:rPr>
+        <w:t>输出信息要丰富，包括：</w:t>
+      </w:r>
+    </w:p>
+    <w:p>
+      <w:pPr>
+        <w:ind w:firstLine="480"/>
+      </w:pPr>
+      <w:r>
+        <w:rPr>
+          <w:rFonts w:cs="宋体" w:hint="eastAsia"/>
+          <w:lang w:bidi="ar"/>
+        </w:rPr>
+        <w:t>故障原因分析、严重程度分析、处置建议生成。</w:t>
+      </w:r>
+    </w:p>
+    <w:p>
+      <w:pPr>
+        <w:ind w:firstLine="480"/>
+      </w:pPr>
+      <w:r>
+        <w:rPr>
+          <w:rFonts w:cs="宋体" w:hint="eastAsia"/>
+          <w:lang w:bidi="ar"/>
+        </w:rPr>
+        <w:t>利用什么样的模型可以实现。</w:t>
+      </w:r>
+    </w:p>
+    <w:p>
+      <w:pPr>
+        <w:pStyle w:val="2"/>
+        <w:widowControl/>
+        <w:spacing w:after="156"/>
+        <w:rPr>
+          <w:bCs w:val="0"/>
+        </w:rPr>
+      </w:pPr>
+      <w:r>
+        <w:t xml:space="preserve">4.3 </w:t>
+      </w:r>
+      <w:r>
+        <w:rPr>
+          <w:rFonts w:cs="宋体" w:hint="eastAsia"/>
+        </w:rPr>
+        <w:t>单兵应急装置可信端云协同与智能应用部署技术</w:t>
+      </w:r>
+    </w:p>
+    <w:p>
+      <w:pPr>
+        <w:pStyle w:val="3"/>
+        <w:widowControl/>
+      </w:pPr>
+      <w:r>
+        <w:t xml:space="preserve">4.3.1 </w:t>
+      </w:r>
+      <w:r>
+        <w:rPr>
+          <w:rFonts w:cs="宋体" w:hint="eastAsia"/>
+        </w:rPr>
+        <w:t>数据可信保障技术研究</w:t>
+      </w:r>
+    </w:p>
+    <w:p>
+      <w:pPr>
+        <w:pStyle w:val="4"/>
+        <w:widowControl/>
+        <w:rPr>
+          <w:rFonts w:hint="default"/>
+        </w:rPr>
+      </w:pPr>
+      <w:r>
+        <w:t xml:space="preserve">4.3.1.1 </w:t>
+      </w:r>
+      <w:r>
+        <w:rPr>
+          <w:rFonts w:cs="宋体"/>
+        </w:rPr>
+        <w:t>基于数据安全等级的自适应加密方法（数据传输加密）</w:t>
+      </w:r>
+    </w:p>
+    <w:p>
+      <w:pPr>
+        <w:pStyle w:val="4"/>
+        <w:widowControl/>
+        <w:rPr>
+          <w:rFonts w:hint="default"/>
+        </w:rPr>
+      </w:pPr>
+      <w:r>
         <w:lastRenderedPageBreak/>
-        <w:t>③：低功耗设计</w:t>
-      </w:r>
-    </w:p>
-    <w:p>
-      <w:pPr>
-        <w:pStyle w:val="3"/>
-        <w:widowControl/>
-      </w:pPr>
-      <w:r>
-        <w:t xml:space="preserve">4.2.3 </w:t>
-      </w:r>
-      <w:r>
-        <w:rPr>
-          <w:rFonts w:cs="宋体" w:hint="eastAsia"/>
-        </w:rPr>
-        <w:t>装置故障自诊断技术研究（写有哪些技术可以进行故障诊断）</w:t>
-      </w:r>
-    </w:p>
-    <w:p>
-      <w:pPr>
-        <w:pStyle w:val="4"/>
-        <w:widowControl/>
-        <w:rPr>
-          <w:rFonts w:hint="default"/>
-        </w:rPr>
-      </w:pPr>
-      <w:r>
-        <w:t xml:space="preserve">4.2.3.1 </w:t>
-      </w:r>
-      <w:r>
-        <w:t>基于</w:t>
-      </w:r>
-      <w:r>
-        <w:t>数据驱动建模的电源系统</w:t>
-      </w:r>
-      <w:r>
-        <w:t>故障自诊断</w:t>
-      </w:r>
-    </w:p>
-    <w:p>
-      <w:pPr>
-        <w:ind w:firstLine="480"/>
-      </w:pPr>
-      <w:r>
-        <w:rPr>
-          <w:rFonts w:cs="宋体" w:hint="eastAsia"/>
-          <w:lang w:bidi="ar"/>
-        </w:rPr>
-        <w:t>①：整体的架构</w:t>
-      </w:r>
-      <w:r>
-        <w:rPr>
-          <w:lang w:bidi="ar"/>
-        </w:rPr>
-        <w:t>/</w:t>
-      </w:r>
-      <w:r>
-        <w:rPr>
-          <w:rFonts w:cs="宋体" w:hint="eastAsia"/>
-          <w:lang w:bidi="ar"/>
-        </w:rPr>
-        <w:t>故障诊断流程图</w:t>
-      </w:r>
-    </w:p>
-    <w:p>
-      <w:pPr>
-        <w:ind w:firstLine="480"/>
-      </w:pPr>
-      <w:r>
-        <w:rPr>
-          <w:rFonts w:cs="宋体" w:hint="eastAsia"/>
-          <w:lang w:bidi="ar"/>
-        </w:rPr>
-        <w:t>②：算法设计</w:t>
-      </w:r>
-    </w:p>
-    <w:p>
-      <w:pPr>
-        <w:ind w:firstLine="480"/>
-      </w:pPr>
-      <w:r>
-        <w:rPr>
-          <w:rFonts w:cs="宋体" w:hint="eastAsia"/>
-          <w:lang w:bidi="ar"/>
-        </w:rPr>
-        <w:t>③：诊断策略是什么（根据上述算法输出）</w:t>
-      </w:r>
-    </w:p>
-    <w:p>
-      <w:pPr>
-        <w:ind w:firstLine="480"/>
-      </w:pPr>
-      <w:r>
-        <w:rPr>
-          <w:rFonts w:cs="宋体" w:hint="eastAsia"/>
-          <w:lang w:bidi="ar"/>
-        </w:rPr>
-        <w:t>④：故障是怎么判断出来的，流程是什么。</w:t>
-      </w:r>
-    </w:p>
-    <w:p>
-      <w:pPr>
-        <w:pStyle w:val="4"/>
-        <w:widowControl/>
-        <w:rPr>
-          <w:rFonts w:hint="default"/>
-        </w:rPr>
-      </w:pPr>
-      <w:r>
-        <w:t xml:space="preserve">4.2.3.2 </w:t>
-      </w:r>
-      <w:r>
-        <w:t>基于模型的多源感知系统故障自诊断</w:t>
-      </w:r>
-    </w:p>
-    <w:p>
-      <w:pPr>
-        <w:ind w:firstLine="480"/>
-      </w:pPr>
-      <w:r>
-        <w:rPr>
-          <w:rFonts w:cs="宋体" w:hint="eastAsia"/>
-          <w:lang w:bidi="ar"/>
-        </w:rPr>
-        <w:t>①：故障诊断算法整体流程图</w:t>
-      </w:r>
-    </w:p>
-    <w:p>
-      <w:pPr>
-        <w:ind w:firstLine="480"/>
-      </w:pPr>
-      <w:r>
-        <w:rPr>
-          <w:rFonts w:cs="宋体" w:hint="eastAsia"/>
-          <w:lang w:bidi="ar"/>
-        </w:rPr>
-        <w:t>②：算法以及原理实现</w:t>
-      </w:r>
-    </w:p>
-    <w:p>
-      <w:pPr>
-        <w:ind w:firstLine="480"/>
-      </w:pPr>
-      <w:r>
-        <w:rPr>
-          <w:rFonts w:cs="宋体" w:hint="eastAsia"/>
-          <w:lang w:bidi="ar"/>
-        </w:rPr>
-        <w:t>③：诊断策略（根据上述输出）</w:t>
-      </w:r>
-    </w:p>
-    <w:p>
-      <w:pPr>
-        <w:pStyle w:val="4"/>
-        <w:widowControl/>
-        <w:rPr>
-          <w:rFonts w:hint="default"/>
-        </w:rPr>
-      </w:pPr>
-      <w:r>
-        <w:t xml:space="preserve">4.2.3.3 </w:t>
-      </w:r>
-      <w:r>
-        <w:t>基于</w:t>
-      </w:r>
-      <w:r>
-        <w:rPr>
-          <w:rFonts w:hint="default"/>
-        </w:rPr>
-        <w:t>GAN</w:t>
-      </w:r>
-      <w:r>
-        <w:t>的</w:t>
-      </w:r>
-      <w:r>
-        <w:rPr>
-          <w:rFonts w:cs="宋体"/>
-        </w:rPr>
-        <w:t>通信与数据传输系统故障自诊断</w:t>
-      </w:r>
-    </w:p>
-    <w:p>
-      <w:pPr>
-        <w:ind w:firstLine="480"/>
-        <w:rPr>
-          <w:rFonts w:ascii="宋体" w:hAnsi="宋体" w:cs="宋体"/>
-        </w:rPr>
-      </w:pPr>
-      <w:r>
-        <w:rPr>
-          <w:rFonts w:ascii="宋体" w:hAnsi="宋体" w:cs="宋体" w:hint="eastAsia"/>
-          <w:lang w:bidi="ar"/>
-        </w:rPr>
-        <w:t>①：整体架构/流程图</w:t>
-      </w:r>
-    </w:p>
-    <w:p>
-      <w:pPr>
-        <w:ind w:firstLine="480"/>
-      </w:pPr>
-      <w:r>
-        <w:rPr>
-          <w:rFonts w:cs="宋体" w:hint="eastAsia"/>
-          <w:lang w:bidi="ar"/>
-        </w:rPr>
-        <w:t>②：模型构建</w:t>
-      </w:r>
-      <w:r>
-        <w:rPr>
-          <w:lang w:bidi="ar"/>
-        </w:rPr>
-        <w:t>/</w:t>
-      </w:r>
-      <w:r>
-        <w:rPr>
-          <w:rFonts w:cs="宋体" w:hint="eastAsia"/>
-          <w:lang w:bidi="ar"/>
-        </w:rPr>
-        <w:t>算法设计</w:t>
-      </w:r>
-    </w:p>
-    <w:p>
-      <w:pPr>
-        <w:ind w:firstLine="480"/>
-      </w:pPr>
-      <w:r>
-        <w:rPr>
-          <w:rFonts w:cs="宋体" w:hint="eastAsia"/>
-          <w:lang w:bidi="ar"/>
-        </w:rPr>
-        <w:t>③：算法验证</w:t>
-      </w:r>
-    </w:p>
-    <w:p>
-      <w:pPr>
-        <w:pStyle w:val="3"/>
-        <w:widowControl/>
-      </w:pPr>
-      <w:r>
-        <w:t xml:space="preserve">4.2.4 </w:t>
-      </w:r>
-      <w:r>
-        <w:rPr>
-          <w:rFonts w:cs="宋体" w:hint="eastAsia"/>
-        </w:rPr>
-        <w:t>面向快速响应的智能研判技术</w:t>
-      </w:r>
-    </w:p>
-    <w:p>
-      <w:pPr>
-        <w:pStyle w:val="4"/>
-        <w:widowControl/>
-        <w:rPr>
-          <w:rFonts w:hint="default"/>
-        </w:rPr>
-      </w:pPr>
-      <w:r>
-        <w:t xml:space="preserve">4.2.4.1 </w:t>
-      </w:r>
-      <w:r>
-        <w:rPr>
-          <w:rFonts w:cs="宋体"/>
-        </w:rPr>
-        <w:t>基于时间</w:t>
-      </w:r>
-      <w:r>
-        <w:t>-</w:t>
-      </w:r>
-      <w:r>
-        <w:rPr>
-          <w:rFonts w:cs="宋体"/>
-        </w:rPr>
-        <w:t>事件双驱动的任务级快速响应方法</w:t>
-      </w:r>
-    </w:p>
-    <w:p>
-      <w:pPr>
-        <w:ind w:firstLine="480"/>
-      </w:pPr>
-      <w:r>
-        <w:rPr>
-          <w:rFonts w:cs="宋体" w:hint="eastAsia"/>
-          <w:lang w:bidi="ar"/>
-        </w:rPr>
-        <w:t>时间</w:t>
-      </w:r>
-      <w:r>
-        <w:rPr>
-          <w:lang w:bidi="ar"/>
-        </w:rPr>
-        <w:t>/</w:t>
-      </w:r>
-      <w:r>
-        <w:rPr>
-          <w:rFonts w:cs="宋体" w:hint="eastAsia"/>
-          <w:lang w:bidi="ar"/>
-        </w:rPr>
-        <w:t>事件触发机制负责决定什么时候开始执行任务</w:t>
-      </w:r>
-    </w:p>
-    <w:p>
-      <w:pPr>
-        <w:ind w:firstLine="480"/>
-      </w:pPr>
-      <w:r>
-        <w:rPr>
-          <w:rFonts w:cs="宋体" w:hint="eastAsia"/>
-          <w:lang w:bidi="ar"/>
-        </w:rPr>
-        <w:t>任务优先级动态调度方法决定什么样的任务优先处理</w:t>
-      </w:r>
-    </w:p>
-    <w:p>
-      <w:pPr>
-        <w:ind w:firstLine="480"/>
-      </w:pPr>
-      <w:r>
-        <w:rPr>
-          <w:rFonts w:cs="宋体" w:hint="eastAsia"/>
-          <w:lang w:bidi="ar"/>
-        </w:rPr>
-        <w:t>可以分别写时间触发机制以及事件触发机制，然后去写他们的融合触发机制。</w:t>
-      </w:r>
-    </w:p>
-    <w:p>
-      <w:pPr>
-        <w:pStyle w:val="4"/>
-        <w:widowControl/>
-        <w:rPr>
-          <w:rFonts w:hint="default"/>
-        </w:rPr>
-      </w:pPr>
-      <w:r>
-        <w:t xml:space="preserve">4.2.4.2 </w:t>
-      </w:r>
-      <w:r>
-        <w:rPr>
-          <w:rFonts w:cs="宋体"/>
-        </w:rPr>
-        <w:t>面向复杂故障场景的智能研判方法</w:t>
-      </w:r>
-    </w:p>
-    <w:p>
-      <w:pPr>
-        <w:ind w:firstLine="480"/>
-      </w:pPr>
-      <w:r>
-        <w:rPr>
-          <w:rFonts w:cs="宋体" w:hint="eastAsia"/>
-          <w:lang w:bidi="ar"/>
-        </w:rPr>
-        <w:t>输出信息要丰富，包括：</w:t>
-      </w:r>
-    </w:p>
-    <w:p>
-      <w:pPr>
-        <w:ind w:firstLine="480"/>
-      </w:pPr>
-      <w:r>
-        <w:rPr>
-          <w:rFonts w:cs="宋体" w:hint="eastAsia"/>
-          <w:lang w:bidi="ar"/>
-        </w:rPr>
-        <w:t>故障原因分析、严重程度分析、处置建议生成。</w:t>
-      </w:r>
-    </w:p>
-    <w:p>
-      <w:pPr>
-        <w:ind w:firstLine="480"/>
-      </w:pPr>
-      <w:r>
-        <w:rPr>
-          <w:rFonts w:cs="宋体" w:hint="eastAsia"/>
-          <w:lang w:bidi="ar"/>
-        </w:rPr>
-        <w:t>利用什么样的模型可以实现。</w:t>
-      </w:r>
-    </w:p>
-    <w:p>
-      <w:pPr>
-        <w:pStyle w:val="2"/>
-        <w:widowControl/>
-        <w:spacing w:after="156"/>
-        <w:rPr>
-          <w:bCs w:val="0"/>
-        </w:rPr>
-      </w:pPr>
-      <w:r>
-        <w:t xml:space="preserve">4.3 </w:t>
-      </w:r>
-      <w:r>
-        <w:rPr>
-          <w:rFonts w:cs="宋体" w:hint="eastAsia"/>
-        </w:rPr>
-        <w:t>单兵应急装置可信端云协同与智能应用部署技术</w:t>
-      </w:r>
-    </w:p>
-    <w:p>
-      <w:pPr>
-        <w:pStyle w:val="3"/>
-        <w:widowControl/>
-      </w:pPr>
-      <w:r>
-        <w:t xml:space="preserve">4.3.1 </w:t>
-      </w:r>
-      <w:r>
-        <w:rPr>
-          <w:rFonts w:cs="宋体" w:hint="eastAsia"/>
-        </w:rPr>
-        <w:t>数据可信保障技术研究</w:t>
-      </w:r>
-    </w:p>
-    <w:p>
-      <w:pPr>
-        <w:pStyle w:val="4"/>
-        <w:widowControl/>
-        <w:rPr>
-          <w:rFonts w:hint="default"/>
-        </w:rPr>
-      </w:pPr>
-      <w:r>
-        <w:t xml:space="preserve">4.3.1.1 </w:t>
-      </w:r>
-      <w:r>
-        <w:rPr>
-          <w:rFonts w:cs="宋体"/>
-        </w:rPr>
-        <w:t>基于数据安全等级的自适应加密方法（数据传输加密）</w:t>
-      </w:r>
-    </w:p>
-    <w:p>
-      <w:pPr>
-        <w:pStyle w:val="4"/>
-        <w:widowControl/>
-        <w:rPr>
-          <w:rFonts w:hint="default"/>
-        </w:rPr>
-      </w:pPr>
-      <w:r>
         <w:t xml:space="preserve">4.3.1.2 </w:t>
       </w:r>
       <w:r>
@@ -3014,7 +3101,6 @@
           <w:rFonts w:cs="宋体" w:hint="eastAsia"/>
           <w:lang w:bidi="ar"/>
         </w:rPr>
-        <w:lastRenderedPageBreak/>
         <w:t>双向认证，也就是云端会对单兵装置的身份进行认证，保证不会收到虚假的数据。</w:t>
       </w:r>
     </w:p>
@@ -3100,8 +3186,6 @@
         </w:rPr>
         <w:t>系统架构设计</w:t>
       </w:r>
-      <w:bookmarkStart w:id="0" w:name="_GoBack"/>
-      <w:bookmarkEnd w:id="0"/>
     </w:p>
     <w:p>
       <w:pPr>
@@ -6337,7 +6421,7 @@
 </file>
 
 <file path=customXml/itemProps2.xml><?xml version="1.0" encoding="utf-8"?>
-<ds:datastoreItem xmlns:ds="http://schemas.openxmlformats.org/officeDocument/2006/customXml" ds:itemID="{4F53FE09-CA39-4501-B31A-9F9D70F30F5A}">
+<ds:datastoreItem xmlns:ds="http://schemas.openxmlformats.org/officeDocument/2006/customXml" ds:itemID="{041A4197-7B66-496D-A348-C1B7D88415E4}">
   <ds:schemaRefs>
     <ds:schemaRef ds:uri="http://schemas.openxmlformats.org/officeDocument/2006/bibliography"/>
   </ds:schemaRefs>
